--- a/docs/developpement/phases/word/PHASE_11_REMONTEES_AU_COFFRE_ET_Z_DU_COFFRE.docx
+++ b/docs/developpement/phases/word/PHASE_11_REMONTEES_AU_COFFRE_ET_Z_DU_COFFRE.docx
@@ -20,7 +20,7 @@
       <w:r>
         <w:t xml:space="preserve">FlaiX Expert · dossier de développement · généré le 2026-10-04 depuis le dépôt </w:t>
       </w:r>
-      <w:hyperlink w:history="1" r:id="rId7lrwlgnmrjtojtxyzoq9i">
+      <w:hyperlink w:history="1" r:id="rIdrg8zrdv79klzqn2irfk-m">
         <w:r>
           <w:rPr>
             <w:rStyle w:val="Hyperlink"/>
@@ -746,7 +746,7 @@
           <w:numId w:val="2"/>
         </w:numPr>
       </w:pPr>
-      <w:hyperlink w:history="1" r:id="rIdkeitw1cvs_d52caudb7wf">
+      <w:hyperlink w:history="1" r:id="rIdk8gq_mxcpzzkuwarnfynf">
         <w:r>
           <w:rPr>
             <w:rStyle w:val="Hyperlink"/>
@@ -766,7 +766,7 @@
           <w:numId w:val="2"/>
         </w:numPr>
       </w:pPr>
-      <w:hyperlink w:history="1" r:id="rIdd5vptamispslk3mslwqy9">
+      <w:hyperlink w:history="1" r:id="rIdnnphdvmqi8xg18ui9mjcn">
         <w:r>
           <w:rPr>
             <w:rStyle w:val="Hyperlink"/>
@@ -786,7 +786,7 @@
           <w:numId w:val="2"/>
         </w:numPr>
       </w:pPr>
-      <w:hyperlink w:history="1" r:id="rIdzzagp1-fpsng6urq7_sp2">
+      <w:hyperlink w:history="1" r:id="rIdvyieodiybcaqdnbqyr6lw">
         <w:r>
           <w:rPr>
             <w:rStyle w:val="Hyperlink"/>
@@ -806,7 +806,7 @@
           <w:numId w:val="2"/>
         </w:numPr>
       </w:pPr>
-      <w:hyperlink w:history="1" r:id="rIdg2nlkwzdclniq778dyhw7">
+      <w:hyperlink w:history="1" r:id="rIdfb24712twdsohpl9ejm80">
         <w:r>
           <w:rPr>
             <w:rStyle w:val="Hyperlink"/>
@@ -854,7 +854,7 @@
       <w:r>
         <w:t xml:space="preserve"> — créé — </w:t>
       </w:r>
-      <w:hyperlink w:history="1" r:id="rIdhww7hlthb8xxm_rpowth6">
+      <w:hyperlink w:history="1" r:id="rId_kdrmyjxbs2nssnm2cwcq">
         <w:r>
           <w:rPr>
             <w:rStyle w:val="Hyperlink"/>
@@ -891,7 +891,7 @@
       <w:r>
         <w:t xml:space="preserve"> — créé — </w:t>
       </w:r>
-      <w:hyperlink w:history="1" r:id="rIdxkcvsc5hjedelankxtczt">
+      <w:hyperlink w:history="1" r:id="rIdd9t4g-ph0fgwhahyijydl">
         <w:r>
           <w:rPr>
             <w:rStyle w:val="Hyperlink"/>
@@ -928,7 +928,7 @@
       <w:r>
         <w:t xml:space="preserve"> — modifié — </w:t>
       </w:r>
-      <w:hyperlink w:history="1" r:id="rIdcraxu7xqp7bh7iyvssaht">
+      <w:hyperlink w:history="1" r:id="rIdnvg2sims3yk3g5letbv4p">
         <w:r>
           <w:rPr>
             <w:rStyle w:val="Hyperlink"/>
@@ -957,7 +957,7 @@
       <w:r>
         <w:t xml:space="preserve"> — modifié — </w:t>
       </w:r>
-      <w:hyperlink w:history="1" r:id="rId5vtoycsfxpd_3t_hyvn5s">
+      <w:hyperlink w:history="1" r:id="rIdormvh56resj2thujpd5ws">
         <w:r>
           <w:rPr>
             <w:rStyle w:val="Hyperlink"/>
@@ -994,7 +994,7 @@
       <w:r>
         <w:t xml:space="preserve"> — modifié — </w:t>
       </w:r>
-      <w:hyperlink w:history="1" r:id="rIdhcekq5ylkbm1eitzutxyc">
+      <w:hyperlink w:history="1" r:id="rIdhsuxa2z8aalwg2l_vc9cj">
         <w:r>
           <w:rPr>
             <w:rStyle w:val="Hyperlink"/>
@@ -1023,7 +1023,7 @@
       <w:r>
         <w:t xml:space="preserve"> — modifié — </w:t>
       </w:r>
-      <w:hyperlink w:history="1" r:id="rIdisw8upvnpi8xw5yjkypyj">
+      <w:hyperlink w:history="1" r:id="rId_rvdjbe7pvh4rc0xftcao">
         <w:r>
           <w:rPr>
             <w:rStyle w:val="Hyperlink"/>
@@ -1060,7 +1060,7 @@
       <w:r>
         <w:t xml:space="preserve"> — modifié — </w:t>
       </w:r>
-      <w:hyperlink w:history="1" r:id="rIdyuoo6cnvogitubjwnyrmb">
+      <w:hyperlink w:history="1" r:id="rIdwnkgvpzxgqwxbhwdmsysy">
         <w:r>
           <w:rPr>
             <w:rStyle w:val="Hyperlink"/>
@@ -1089,7 +1089,7 @@
       <w:r>
         <w:t xml:space="preserve"> — modifié — </w:t>
       </w:r>
-      <w:hyperlink w:history="1" r:id="rIdszsmvdvucpgoabad95hyh">
+      <w:hyperlink w:history="1" r:id="rIduleaw9vibwr84czfzai3r">
         <w:r>
           <w:rPr>
             <w:rStyle w:val="Hyperlink"/>
@@ -1126,7 +1126,7 @@
       <w:r>
         <w:t xml:space="preserve"> — modifié — </w:t>
       </w:r>
-      <w:hyperlink w:history="1" r:id="rId0m7zja9geqbo9tuzvb_lg">
+      <w:hyperlink w:history="1" r:id="rId2raad-gibn0vqpb3xywbi">
         <w:r>
           <w:rPr>
             <w:rStyle w:val="Hyperlink"/>
@@ -1163,7 +1163,7 @@
       <w:r>
         <w:t xml:space="preserve"> — modifié — </w:t>
       </w:r>
-      <w:hyperlink w:history="1" r:id="rIddhvwy4vzpgwvnxvohfcl3">
+      <w:hyperlink w:history="1" r:id="rId16suxi9eivh5iczu0salq">
         <w:r>
           <w:rPr>
             <w:rStyle w:val="Hyperlink"/>
@@ -1192,7 +1192,7 @@
       <w:r>
         <w:t xml:space="preserve"> — modifié — </w:t>
       </w:r>
-      <w:hyperlink w:history="1" r:id="rId_x4jrimsmitbbhmpm3vyz">
+      <w:hyperlink w:history="1" r:id="rIdonwwsenqjic0cudoxy2hg">
         <w:r>
           <w:rPr>
             <w:rStyle w:val="Hyperlink"/>
@@ -1221,7 +1221,7 @@
       <w:r>
         <w:t xml:space="preserve"> — modifié — </w:t>
       </w:r>
-      <w:hyperlink w:history="1" r:id="rIdhzw-lgu3xyebhysy-xtey">
+      <w:hyperlink w:history="1" r:id="rId_zejxt_eijooafqn3pvmt">
         <w:r>
           <w:rPr>
             <w:rStyle w:val="Hyperlink"/>
@@ -1250,7 +1250,7 @@
       <w:r>
         <w:t xml:space="preserve"> — modifié — </w:t>
       </w:r>
-      <w:hyperlink w:history="1" r:id="rIdmltmzhr3ymj70k-str_o0">
+      <w:hyperlink w:history="1" r:id="rIdqdvw8hn3flmzjizxkn6tx">
         <w:r>
           <w:rPr>
             <w:rStyle w:val="Hyperlink"/>

--- a/docs/developpement/phases/word/PHASE_11_REMONTEES_AU_COFFRE_ET_Z_DU_COFFRE.docx
+++ b/docs/developpement/phases/word/PHASE_11_REMONTEES_AU_COFFRE_ET_Z_DU_COFFRE.docx
@@ -20,7 +20,7 @@
       <w:r>
         <w:t xml:space="preserve">FlaiX Expert · dossier de développement · généré le 2026-10-04 depuis le dépôt </w:t>
       </w:r>
-      <w:hyperlink w:history="1" r:id="rIdrg8zrdv79klzqn2irfk-m">
+      <w:hyperlink w:history="1" r:id="rId3dst_uvmejwsq1yl9xql_">
         <w:r>
           <w:rPr>
             <w:rStyle w:val="Hyperlink"/>
@@ -746,7 +746,7 @@
           <w:numId w:val="2"/>
         </w:numPr>
       </w:pPr>
-      <w:hyperlink w:history="1" r:id="rIdk8gq_mxcpzzkuwarnfynf">
+      <w:hyperlink w:history="1" r:id="rIdwowto3uc6natqsgdwmzyg">
         <w:r>
           <w:rPr>
             <w:rStyle w:val="Hyperlink"/>
@@ -766,7 +766,7 @@
           <w:numId w:val="2"/>
         </w:numPr>
       </w:pPr>
-      <w:hyperlink w:history="1" r:id="rIdnnphdvmqi8xg18ui9mjcn">
+      <w:hyperlink w:history="1" r:id="rIdpb3addudczdybsu0ungb8">
         <w:r>
           <w:rPr>
             <w:rStyle w:val="Hyperlink"/>
@@ -786,7 +786,7 @@
           <w:numId w:val="2"/>
         </w:numPr>
       </w:pPr>
-      <w:hyperlink w:history="1" r:id="rIdvyieodiybcaqdnbqyr6lw">
+      <w:hyperlink w:history="1" r:id="rId0d2jjs_woie5hwxu7mj8p">
         <w:r>
           <w:rPr>
             <w:rStyle w:val="Hyperlink"/>
@@ -806,7 +806,7 @@
           <w:numId w:val="2"/>
         </w:numPr>
       </w:pPr>
-      <w:hyperlink w:history="1" r:id="rIdfb24712twdsohpl9ejm80">
+      <w:hyperlink w:history="1" r:id="rIdlmqflhuuwg7us-3iu-kvs">
         <w:r>
           <w:rPr>
             <w:rStyle w:val="Hyperlink"/>
@@ -854,7 +854,7 @@
       <w:r>
         <w:t xml:space="preserve"> — créé — </w:t>
       </w:r>
-      <w:hyperlink w:history="1" r:id="rId_kdrmyjxbs2nssnm2cwcq">
+      <w:hyperlink w:history="1" r:id="rIdfzzstsoerkkwcwe6iqxva">
         <w:r>
           <w:rPr>
             <w:rStyle w:val="Hyperlink"/>
@@ -891,7 +891,7 @@
       <w:r>
         <w:t xml:space="preserve"> — créé — </w:t>
       </w:r>
-      <w:hyperlink w:history="1" r:id="rIdd9t4g-ph0fgwhahyijydl">
+      <w:hyperlink w:history="1" r:id="rIdwffzokipwk-igbw6rihdi">
         <w:r>
           <w:rPr>
             <w:rStyle w:val="Hyperlink"/>
@@ -928,7 +928,7 @@
       <w:r>
         <w:t xml:space="preserve"> — modifié — </w:t>
       </w:r>
-      <w:hyperlink w:history="1" r:id="rIdnvg2sims3yk3g5letbv4p">
+      <w:hyperlink w:history="1" r:id="rIdhnzrrzrfrxbejm2ahyaau">
         <w:r>
           <w:rPr>
             <w:rStyle w:val="Hyperlink"/>
@@ -957,7 +957,7 @@
       <w:r>
         <w:t xml:space="preserve"> — modifié — </w:t>
       </w:r>
-      <w:hyperlink w:history="1" r:id="rIdormvh56resj2thujpd5ws">
+      <w:hyperlink w:history="1" r:id="rIdk514doavzwkvpbfnftnlz">
         <w:r>
           <w:rPr>
             <w:rStyle w:val="Hyperlink"/>
@@ -994,7 +994,7 @@
       <w:r>
         <w:t xml:space="preserve"> — modifié — </w:t>
       </w:r>
-      <w:hyperlink w:history="1" r:id="rIdhsuxa2z8aalwg2l_vc9cj">
+      <w:hyperlink w:history="1" r:id="rId7yu2a9goc-gafkgl_q3-s">
         <w:r>
           <w:rPr>
             <w:rStyle w:val="Hyperlink"/>
@@ -1023,7 +1023,7 @@
       <w:r>
         <w:t xml:space="preserve"> — modifié — </w:t>
       </w:r>
-      <w:hyperlink w:history="1" r:id="rId_rvdjbe7pvh4rc0xftcao">
+      <w:hyperlink w:history="1" r:id="rIdrnhbsffwrbs94tzvxvbhl">
         <w:r>
           <w:rPr>
             <w:rStyle w:val="Hyperlink"/>
@@ -1060,7 +1060,7 @@
       <w:r>
         <w:t xml:space="preserve"> — modifié — </w:t>
       </w:r>
-      <w:hyperlink w:history="1" r:id="rIdwnkgvpzxgqwxbhwdmsysy">
+      <w:hyperlink w:history="1" r:id="rIdseo-lko5exot0xpxahtrp">
         <w:r>
           <w:rPr>
             <w:rStyle w:val="Hyperlink"/>
@@ -1089,7 +1089,7 @@
       <w:r>
         <w:t xml:space="preserve"> — modifié — </w:t>
       </w:r>
-      <w:hyperlink w:history="1" r:id="rIduleaw9vibwr84czfzai3r">
+      <w:hyperlink w:history="1" r:id="rIdvc5wuldkdc04dl_1ilz9w">
         <w:r>
           <w:rPr>
             <w:rStyle w:val="Hyperlink"/>
@@ -1126,7 +1126,7 @@
       <w:r>
         <w:t xml:space="preserve"> — modifié — </w:t>
       </w:r>
-      <w:hyperlink w:history="1" r:id="rId2raad-gibn0vqpb3xywbi">
+      <w:hyperlink w:history="1" r:id="rIdvvm_eryhwyjmw1skq_zby">
         <w:r>
           <w:rPr>
             <w:rStyle w:val="Hyperlink"/>
@@ -1163,7 +1163,7 @@
       <w:r>
         <w:t xml:space="preserve"> — modifié — </w:t>
       </w:r>
-      <w:hyperlink w:history="1" r:id="rId16suxi9eivh5iczu0salq">
+      <w:hyperlink w:history="1" r:id="rIdeywsm5f06iquty9ses02j">
         <w:r>
           <w:rPr>
             <w:rStyle w:val="Hyperlink"/>
@@ -1192,7 +1192,7 @@
       <w:r>
         <w:t xml:space="preserve"> — modifié — </w:t>
       </w:r>
-      <w:hyperlink w:history="1" r:id="rIdonwwsenqjic0cudoxy2hg">
+      <w:hyperlink w:history="1" r:id="rId4gxtofczkvg2lxl52sbps">
         <w:r>
           <w:rPr>
             <w:rStyle w:val="Hyperlink"/>
@@ -1221,7 +1221,7 @@
       <w:r>
         <w:t xml:space="preserve"> — modifié — </w:t>
       </w:r>
-      <w:hyperlink w:history="1" r:id="rId_zejxt_eijooafqn3pvmt">
+      <w:hyperlink w:history="1" r:id="rIddczcar6qocjonzcyvmuly">
         <w:r>
           <w:rPr>
             <w:rStyle w:val="Hyperlink"/>
@@ -1250,7 +1250,7 @@
       <w:r>
         <w:t xml:space="preserve"> — modifié — </w:t>
       </w:r>
-      <w:hyperlink w:history="1" r:id="rIdqdvw8hn3flmzjizxkn6tx">
+      <w:hyperlink w:history="1" r:id="rId-2oy8at7xfj-zcjgbxnzx">
         <w:r>
           <w:rPr>
             <w:rStyle w:val="Hyperlink"/>

--- a/docs/developpement/phases/word/PHASE_11_REMONTEES_AU_COFFRE_ET_Z_DU_COFFRE.docx
+++ b/docs/developpement/phases/word/PHASE_11_REMONTEES_AU_COFFRE_ET_Z_DU_COFFRE.docx
@@ -20,7 +20,7 @@
       <w:r>
         <w:t xml:space="preserve">FlaiX Expert · dossier de développement · généré le 2026-10-04 depuis le dépôt </w:t>
       </w:r>
-      <w:hyperlink w:history="1" r:id="rId3dst_uvmejwsq1yl9xql_">
+      <w:hyperlink w:history="1" r:id="rIdswycuyskld-x9kfndqgno">
         <w:r>
           <w:rPr>
             <w:rStyle w:val="Hyperlink"/>
@@ -746,7 +746,7 @@
           <w:numId w:val="2"/>
         </w:numPr>
       </w:pPr>
-      <w:hyperlink w:history="1" r:id="rIdwowto3uc6natqsgdwmzyg">
+      <w:hyperlink w:history="1" r:id="rIdzsypxrcewohkywsboarpx">
         <w:r>
           <w:rPr>
             <w:rStyle w:val="Hyperlink"/>
@@ -766,7 +766,7 @@
           <w:numId w:val="2"/>
         </w:numPr>
       </w:pPr>
-      <w:hyperlink w:history="1" r:id="rIdpb3addudczdybsu0ungb8">
+      <w:hyperlink w:history="1" r:id="rIdgoedhd4w7szkuyvl6f14p">
         <w:r>
           <w:rPr>
             <w:rStyle w:val="Hyperlink"/>
@@ -786,7 +786,7 @@
           <w:numId w:val="2"/>
         </w:numPr>
       </w:pPr>
-      <w:hyperlink w:history="1" r:id="rId0d2jjs_woie5hwxu7mj8p">
+      <w:hyperlink w:history="1" r:id="rIdaif9glugrihyg4vz_tlmt">
         <w:r>
           <w:rPr>
             <w:rStyle w:val="Hyperlink"/>
@@ -806,7 +806,7 @@
           <w:numId w:val="2"/>
         </w:numPr>
       </w:pPr>
-      <w:hyperlink w:history="1" r:id="rIdlmqflhuuwg7us-3iu-kvs">
+      <w:hyperlink w:history="1" r:id="rId1bbhmgm4-_fb1ikdqwowd">
         <w:r>
           <w:rPr>
             <w:rStyle w:val="Hyperlink"/>
@@ -854,7 +854,7 @@
       <w:r>
         <w:t xml:space="preserve"> — créé — </w:t>
       </w:r>
-      <w:hyperlink w:history="1" r:id="rIdfzzstsoerkkwcwe6iqxva">
+      <w:hyperlink w:history="1" r:id="rIdhcnhgz9cmbrnd_xnw5a1y">
         <w:r>
           <w:rPr>
             <w:rStyle w:val="Hyperlink"/>
@@ -891,7 +891,7 @@
       <w:r>
         <w:t xml:space="preserve"> — créé — </w:t>
       </w:r>
-      <w:hyperlink w:history="1" r:id="rIdwffzokipwk-igbw6rihdi">
+      <w:hyperlink w:history="1" r:id="rId3osf-4v9tka9a2wfvna5d">
         <w:r>
           <w:rPr>
             <w:rStyle w:val="Hyperlink"/>
@@ -928,7 +928,7 @@
       <w:r>
         <w:t xml:space="preserve"> — modifié — </w:t>
       </w:r>
-      <w:hyperlink w:history="1" r:id="rIdhnzrrzrfrxbejm2ahyaau">
+      <w:hyperlink w:history="1" r:id="rIdu29o_pqncwjhfdnxcpscz">
         <w:r>
           <w:rPr>
             <w:rStyle w:val="Hyperlink"/>
@@ -957,7 +957,7 @@
       <w:r>
         <w:t xml:space="preserve"> — modifié — </w:t>
       </w:r>
-      <w:hyperlink w:history="1" r:id="rIdk514doavzwkvpbfnftnlz">
+      <w:hyperlink w:history="1" r:id="rIdsezy_bob_ghne9jshimap">
         <w:r>
           <w:rPr>
             <w:rStyle w:val="Hyperlink"/>
@@ -994,7 +994,7 @@
       <w:r>
         <w:t xml:space="preserve"> — modifié — </w:t>
       </w:r>
-      <w:hyperlink w:history="1" r:id="rId7yu2a9goc-gafkgl_q3-s">
+      <w:hyperlink w:history="1" r:id="rIdcr-lxcx2mfg5olgzbrmet">
         <w:r>
           <w:rPr>
             <w:rStyle w:val="Hyperlink"/>
@@ -1023,7 +1023,7 @@
       <w:r>
         <w:t xml:space="preserve"> — modifié — </w:t>
       </w:r>
-      <w:hyperlink w:history="1" r:id="rIdrnhbsffwrbs94tzvxvbhl">
+      <w:hyperlink w:history="1" r:id="rIdnw013vzzhdemvng6j2xwl">
         <w:r>
           <w:rPr>
             <w:rStyle w:val="Hyperlink"/>
@@ -1060,7 +1060,7 @@
       <w:r>
         <w:t xml:space="preserve"> — modifié — </w:t>
       </w:r>
-      <w:hyperlink w:history="1" r:id="rIdseo-lko5exot0xpxahtrp">
+      <w:hyperlink w:history="1" r:id="rIdkwqwkodlhfxdahabipa22">
         <w:r>
           <w:rPr>
             <w:rStyle w:val="Hyperlink"/>
@@ -1089,7 +1089,7 @@
       <w:r>
         <w:t xml:space="preserve"> — modifié — </w:t>
       </w:r>
-      <w:hyperlink w:history="1" r:id="rIdvc5wuldkdc04dl_1ilz9w">
+      <w:hyperlink w:history="1" r:id="rIdmwqroa89b4ivd0ufgdpgx">
         <w:r>
           <w:rPr>
             <w:rStyle w:val="Hyperlink"/>
@@ -1126,7 +1126,7 @@
       <w:r>
         <w:t xml:space="preserve"> — modifié — </w:t>
       </w:r>
-      <w:hyperlink w:history="1" r:id="rIdvvm_eryhwyjmw1skq_zby">
+      <w:hyperlink w:history="1" r:id="rIddv9hpe8dbrw2sjrm5srgj">
         <w:r>
           <w:rPr>
             <w:rStyle w:val="Hyperlink"/>
@@ -1163,7 +1163,7 @@
       <w:r>
         <w:t xml:space="preserve"> — modifié — </w:t>
       </w:r>
-      <w:hyperlink w:history="1" r:id="rIdeywsm5f06iquty9ses02j">
+      <w:hyperlink w:history="1" r:id="rId3h5d0fr3lbzpfqtwuh2nf">
         <w:r>
           <w:rPr>
             <w:rStyle w:val="Hyperlink"/>
@@ -1192,7 +1192,7 @@
       <w:r>
         <w:t xml:space="preserve"> — modifié — </w:t>
       </w:r>
-      <w:hyperlink w:history="1" r:id="rId4gxtofczkvg2lxl52sbps">
+      <w:hyperlink w:history="1" r:id="rId9pmci0hjzfgwkk6kb9-gp">
         <w:r>
           <w:rPr>
             <w:rStyle w:val="Hyperlink"/>
@@ -1221,7 +1221,7 @@
       <w:r>
         <w:t xml:space="preserve"> — modifié — </w:t>
       </w:r>
-      <w:hyperlink w:history="1" r:id="rIddczcar6qocjonzcyvmuly">
+      <w:hyperlink w:history="1" r:id="rIddcy34tjzxqunjr8dyjo1l">
         <w:r>
           <w:rPr>
             <w:rStyle w:val="Hyperlink"/>
@@ -1250,7 +1250,7 @@
       <w:r>
         <w:t xml:space="preserve"> — modifié — </w:t>
       </w:r>
-      <w:hyperlink w:history="1" r:id="rId-2oy8at7xfj-zcjgbxnzx">
+      <w:hyperlink w:history="1" r:id="rId7nccxhjypp4fcd9zupbfh">
         <w:r>
           <w:rPr>
             <w:rStyle w:val="Hyperlink"/>

--- a/docs/developpement/phases/word/PHASE_11_REMONTEES_AU_COFFRE_ET_Z_DU_COFFRE.docx
+++ b/docs/developpement/phases/word/PHASE_11_REMONTEES_AU_COFFRE_ET_Z_DU_COFFRE.docx
@@ -20,7 +20,7 @@
       <w:r>
         <w:t xml:space="preserve">FlaiX Expert · dossier de développement · généré le 2026-10-04 depuis le dépôt </w:t>
       </w:r>
-      <w:hyperlink w:history="1" r:id="rIdswycuyskld-x9kfndqgno">
+      <w:hyperlink w:history="1" r:id="rIds4u97d-b3jgxbcwagmwjw">
         <w:r>
           <w:rPr>
             <w:rStyle w:val="Hyperlink"/>
@@ -746,7 +746,7 @@
           <w:numId w:val="2"/>
         </w:numPr>
       </w:pPr>
-      <w:hyperlink w:history="1" r:id="rIdzsypxrcewohkywsboarpx">
+      <w:hyperlink w:history="1" r:id="rId3eh3ozeeqcmdgmro57xrm">
         <w:r>
           <w:rPr>
             <w:rStyle w:val="Hyperlink"/>
@@ -766,7 +766,7 @@
           <w:numId w:val="2"/>
         </w:numPr>
       </w:pPr>
-      <w:hyperlink w:history="1" r:id="rIdgoedhd4w7szkuyvl6f14p">
+      <w:hyperlink w:history="1" r:id="rId_mwob4ut6bezo6er2ivj3">
         <w:r>
           <w:rPr>
             <w:rStyle w:val="Hyperlink"/>
@@ -786,7 +786,7 @@
           <w:numId w:val="2"/>
         </w:numPr>
       </w:pPr>
-      <w:hyperlink w:history="1" r:id="rIdaif9glugrihyg4vz_tlmt">
+      <w:hyperlink w:history="1" r:id="rIdvts1osgpyl7x7qdn7jpyv">
         <w:r>
           <w:rPr>
             <w:rStyle w:val="Hyperlink"/>
@@ -806,7 +806,7 @@
           <w:numId w:val="2"/>
         </w:numPr>
       </w:pPr>
-      <w:hyperlink w:history="1" r:id="rId1bbhmgm4-_fb1ikdqwowd">
+      <w:hyperlink w:history="1" r:id="rIdxriy_z4p7eqi9_vnbf0wr">
         <w:r>
           <w:rPr>
             <w:rStyle w:val="Hyperlink"/>
@@ -854,7 +854,7 @@
       <w:r>
         <w:t xml:space="preserve"> — créé — </w:t>
       </w:r>
-      <w:hyperlink w:history="1" r:id="rIdhcnhgz9cmbrnd_xnw5a1y">
+      <w:hyperlink w:history="1" r:id="rIdei8wkzu5tgwcsawbh28cc">
         <w:r>
           <w:rPr>
             <w:rStyle w:val="Hyperlink"/>
@@ -891,7 +891,7 @@
       <w:r>
         <w:t xml:space="preserve"> — créé — </w:t>
       </w:r>
-      <w:hyperlink w:history="1" r:id="rId3osf-4v9tka9a2wfvna5d">
+      <w:hyperlink w:history="1" r:id="rId0o3glxfwh_-w_hqwmo6ar">
         <w:r>
           <w:rPr>
             <w:rStyle w:val="Hyperlink"/>
@@ -928,7 +928,7 @@
       <w:r>
         <w:t xml:space="preserve"> — modifié — </w:t>
       </w:r>
-      <w:hyperlink w:history="1" r:id="rIdu29o_pqncwjhfdnxcpscz">
+      <w:hyperlink w:history="1" r:id="rIdqoxpaemzk4o5rd4chqow9">
         <w:r>
           <w:rPr>
             <w:rStyle w:val="Hyperlink"/>
@@ -957,7 +957,7 @@
       <w:r>
         <w:t xml:space="preserve"> — modifié — </w:t>
       </w:r>
-      <w:hyperlink w:history="1" r:id="rIdsezy_bob_ghne9jshimap">
+      <w:hyperlink w:history="1" r:id="rIdcefmeqi_yspef_yfjlz9v">
         <w:r>
           <w:rPr>
             <w:rStyle w:val="Hyperlink"/>
@@ -994,7 +994,7 @@
       <w:r>
         <w:t xml:space="preserve"> — modifié — </w:t>
       </w:r>
-      <w:hyperlink w:history="1" r:id="rIdcr-lxcx2mfg5olgzbrmet">
+      <w:hyperlink w:history="1" r:id="rId2vq-rk8_ywgteg5zuxpuo">
         <w:r>
           <w:rPr>
             <w:rStyle w:val="Hyperlink"/>
@@ -1023,7 +1023,7 @@
       <w:r>
         <w:t xml:space="preserve"> — modifié — </w:t>
       </w:r>
-      <w:hyperlink w:history="1" r:id="rIdnw013vzzhdemvng6j2xwl">
+      <w:hyperlink w:history="1" r:id="rIdih4xemhvdq9hidhrrulix">
         <w:r>
           <w:rPr>
             <w:rStyle w:val="Hyperlink"/>
@@ -1060,7 +1060,7 @@
       <w:r>
         <w:t xml:space="preserve"> — modifié — </w:t>
       </w:r>
-      <w:hyperlink w:history="1" r:id="rIdkwqwkodlhfxdahabipa22">
+      <w:hyperlink w:history="1" r:id="rId0ygyk7_d_qultorhbpu-z">
         <w:r>
           <w:rPr>
             <w:rStyle w:val="Hyperlink"/>
@@ -1089,7 +1089,7 @@
       <w:r>
         <w:t xml:space="preserve"> — modifié — </w:t>
       </w:r>
-      <w:hyperlink w:history="1" r:id="rIdmwqroa89b4ivd0ufgdpgx">
+      <w:hyperlink w:history="1" r:id="rIdy53dv7hzfgitg_zmjwnfa">
         <w:r>
           <w:rPr>
             <w:rStyle w:val="Hyperlink"/>
@@ -1126,7 +1126,7 @@
       <w:r>
         <w:t xml:space="preserve"> — modifié — </w:t>
       </w:r>
-      <w:hyperlink w:history="1" r:id="rIddv9hpe8dbrw2sjrm5srgj">
+      <w:hyperlink w:history="1" r:id="rId5kvb3nuigfaiszrvctcg8">
         <w:r>
           <w:rPr>
             <w:rStyle w:val="Hyperlink"/>
@@ -1163,7 +1163,7 @@
       <w:r>
         <w:t xml:space="preserve"> — modifié — </w:t>
       </w:r>
-      <w:hyperlink w:history="1" r:id="rId3h5d0fr3lbzpfqtwuh2nf">
+      <w:hyperlink w:history="1" r:id="rIdxeead4n81tmi4jdesgobs">
         <w:r>
           <w:rPr>
             <w:rStyle w:val="Hyperlink"/>
@@ -1192,7 +1192,7 @@
       <w:r>
         <w:t xml:space="preserve"> — modifié — </w:t>
       </w:r>
-      <w:hyperlink w:history="1" r:id="rId9pmci0hjzfgwkk6kb9-gp">
+      <w:hyperlink w:history="1" r:id="rIdf9scicbnvdjrkfv9i4jsx">
         <w:r>
           <w:rPr>
             <w:rStyle w:val="Hyperlink"/>
@@ -1221,7 +1221,7 @@
       <w:r>
         <w:t xml:space="preserve"> — modifié — </w:t>
       </w:r>
-      <w:hyperlink w:history="1" r:id="rIddcy34tjzxqunjr8dyjo1l">
+      <w:hyperlink w:history="1" r:id="rIdzrtghr_5xzd5ietygxjsc">
         <w:r>
           <w:rPr>
             <w:rStyle w:val="Hyperlink"/>
@@ -1250,7 +1250,7 @@
       <w:r>
         <w:t xml:space="preserve"> — modifié — </w:t>
       </w:r>
-      <w:hyperlink w:history="1" r:id="rId7nccxhjypp4fcd9zupbfh">
+      <w:hyperlink w:history="1" r:id="rId1sga3etslnth6ohlhukc9">
         <w:r>
           <w:rPr>
             <w:rStyle w:val="Hyperlink"/>
@@ -1294,7 +1294,7 @@
           <w:b/>
           <w:bCs/>
         </w:rPr>
-        <w:t xml:space="preserve">remontées au coffre pendant le match</w:t>
+        <w:t xml:space="preserve">remontées au coffre pendant l'événement</w:t>
       </w:r>
     </w:p>
     <w:p>
@@ -1342,7 +1342,7 @@
         </w:numPr>
       </w:pPr>
       <w:r>
-        <w:t xml:space="preserve">le match ne se clôt pas tant que le coffre n'est pas compté</w:t>
+        <w:t xml:space="preserve">l'événement ne se clôt pas tant que le coffre n'est pas compté</w:t>
       </w:r>
     </w:p>
     <w:p>

--- a/docs/developpement/phases/word/PHASE_11_REMONTEES_AU_COFFRE_ET_Z_DU_COFFRE.docx
+++ b/docs/developpement/phases/word/PHASE_11_REMONTEES_AU_COFFRE_ET_Z_DU_COFFRE.docx
@@ -20,7 +20,7 @@
       <w:r>
         <w:t xml:space="preserve">FlaiX Expert · dossier de développement · généré le 2026-10-04 depuis le dépôt </w:t>
       </w:r>
-      <w:hyperlink w:history="1" r:id="rIds4u97d-b3jgxbcwagmwjw">
+      <w:hyperlink w:history="1" r:id="rIdfzveaklbnvgkmjlgquz7v">
         <w:r>
           <w:rPr>
             <w:rStyle w:val="Hyperlink"/>
@@ -746,7 +746,7 @@
           <w:numId w:val="2"/>
         </w:numPr>
       </w:pPr>
-      <w:hyperlink w:history="1" r:id="rId3eh3ozeeqcmdgmro57xrm">
+      <w:hyperlink w:history="1" r:id="rId7dg5-vbtsal6pfk1padxo">
         <w:r>
           <w:rPr>
             <w:rStyle w:val="Hyperlink"/>
@@ -766,7 +766,7 @@
           <w:numId w:val="2"/>
         </w:numPr>
       </w:pPr>
-      <w:hyperlink w:history="1" r:id="rId_mwob4ut6bezo6er2ivj3">
+      <w:hyperlink w:history="1" r:id="rIdwbonq6jq_9gjserl4cop9">
         <w:r>
           <w:rPr>
             <w:rStyle w:val="Hyperlink"/>
@@ -786,7 +786,7 @@
           <w:numId w:val="2"/>
         </w:numPr>
       </w:pPr>
-      <w:hyperlink w:history="1" r:id="rIdvts1osgpyl7x7qdn7jpyv">
+      <w:hyperlink w:history="1" r:id="rIdckdzzcpeeser292hof3of">
         <w:r>
           <w:rPr>
             <w:rStyle w:val="Hyperlink"/>
@@ -806,7 +806,7 @@
           <w:numId w:val="2"/>
         </w:numPr>
       </w:pPr>
-      <w:hyperlink w:history="1" r:id="rIdxriy_z4p7eqi9_vnbf0wr">
+      <w:hyperlink w:history="1" r:id="rIdbukkchkbmctpadmv8gve8">
         <w:r>
           <w:rPr>
             <w:rStyle w:val="Hyperlink"/>
@@ -854,7 +854,7 @@
       <w:r>
         <w:t xml:space="preserve"> — créé — </w:t>
       </w:r>
-      <w:hyperlink w:history="1" r:id="rIdei8wkzu5tgwcsawbh28cc">
+      <w:hyperlink w:history="1" r:id="rIdvwxmggeni96kh1ubyoqoi">
         <w:r>
           <w:rPr>
             <w:rStyle w:val="Hyperlink"/>
@@ -891,7 +891,7 @@
       <w:r>
         <w:t xml:space="preserve"> — créé — </w:t>
       </w:r>
-      <w:hyperlink w:history="1" r:id="rId0o3glxfwh_-w_hqwmo6ar">
+      <w:hyperlink w:history="1" r:id="rIdfsrrbgz_uggdsrmhjgyal">
         <w:r>
           <w:rPr>
             <w:rStyle w:val="Hyperlink"/>
@@ -928,7 +928,7 @@
       <w:r>
         <w:t xml:space="preserve"> — modifié — </w:t>
       </w:r>
-      <w:hyperlink w:history="1" r:id="rIdqoxpaemzk4o5rd4chqow9">
+      <w:hyperlink w:history="1" r:id="rIdfyldkqxeygychram3xdkx">
         <w:r>
           <w:rPr>
             <w:rStyle w:val="Hyperlink"/>
@@ -957,7 +957,7 @@
       <w:r>
         <w:t xml:space="preserve"> — modifié — </w:t>
       </w:r>
-      <w:hyperlink w:history="1" r:id="rIdcefmeqi_yspef_yfjlz9v">
+      <w:hyperlink w:history="1" r:id="rIda7bh_qf2onf_8lmy-oj7_">
         <w:r>
           <w:rPr>
             <w:rStyle w:val="Hyperlink"/>
@@ -994,7 +994,7 @@
       <w:r>
         <w:t xml:space="preserve"> — modifié — </w:t>
       </w:r>
-      <w:hyperlink w:history="1" r:id="rId2vq-rk8_ywgteg5zuxpuo">
+      <w:hyperlink w:history="1" r:id="rIdy8fu469xo8qyuon98rk4e">
         <w:r>
           <w:rPr>
             <w:rStyle w:val="Hyperlink"/>
@@ -1023,7 +1023,7 @@
       <w:r>
         <w:t xml:space="preserve"> — modifié — </w:t>
       </w:r>
-      <w:hyperlink w:history="1" r:id="rIdih4xemhvdq9hidhrrulix">
+      <w:hyperlink w:history="1" r:id="rIdv_caezsja3lucmz5h-_w1">
         <w:r>
           <w:rPr>
             <w:rStyle w:val="Hyperlink"/>
@@ -1060,7 +1060,7 @@
       <w:r>
         <w:t xml:space="preserve"> — modifié — </w:t>
       </w:r>
-      <w:hyperlink w:history="1" r:id="rId0ygyk7_d_qultorhbpu-z">
+      <w:hyperlink w:history="1" r:id="rId5biahuzcrxlqkdlwtnfcx">
         <w:r>
           <w:rPr>
             <w:rStyle w:val="Hyperlink"/>
@@ -1089,7 +1089,7 @@
       <w:r>
         <w:t xml:space="preserve"> — modifié — </w:t>
       </w:r>
-      <w:hyperlink w:history="1" r:id="rIdy53dv7hzfgitg_zmjwnfa">
+      <w:hyperlink w:history="1" r:id="rIdkn9mkhfsm_ya_jtqxeqmt">
         <w:r>
           <w:rPr>
             <w:rStyle w:val="Hyperlink"/>
@@ -1126,7 +1126,7 @@
       <w:r>
         <w:t xml:space="preserve"> — modifié — </w:t>
       </w:r>
-      <w:hyperlink w:history="1" r:id="rId5kvb3nuigfaiszrvctcg8">
+      <w:hyperlink w:history="1" r:id="rIdnabxsejpdrcvjurqj_mvx">
         <w:r>
           <w:rPr>
             <w:rStyle w:val="Hyperlink"/>
@@ -1163,7 +1163,7 @@
       <w:r>
         <w:t xml:space="preserve"> — modifié — </w:t>
       </w:r>
-      <w:hyperlink w:history="1" r:id="rIdxeead4n81tmi4jdesgobs">
+      <w:hyperlink w:history="1" r:id="rIdgtv-pwpse5xt0f2flaz13">
         <w:r>
           <w:rPr>
             <w:rStyle w:val="Hyperlink"/>
@@ -1192,7 +1192,7 @@
       <w:r>
         <w:t xml:space="preserve"> — modifié — </w:t>
       </w:r>
-      <w:hyperlink w:history="1" r:id="rIdf9scicbnvdjrkfv9i4jsx">
+      <w:hyperlink w:history="1" r:id="rIdkbpb-mr-ahv3ag_1tqd3t">
         <w:r>
           <w:rPr>
             <w:rStyle w:val="Hyperlink"/>
@@ -1221,7 +1221,7 @@
       <w:r>
         <w:t xml:space="preserve"> — modifié — </w:t>
       </w:r>
-      <w:hyperlink w:history="1" r:id="rIdzrtghr_5xzd5ietygxjsc">
+      <w:hyperlink w:history="1" r:id="rIdjgclrpuzc8zhvg1b3kmwi">
         <w:r>
           <w:rPr>
             <w:rStyle w:val="Hyperlink"/>
@@ -1250,7 +1250,7 @@
       <w:r>
         <w:t xml:space="preserve"> — modifié — </w:t>
       </w:r>
-      <w:hyperlink w:history="1" r:id="rId1sga3etslnth6ohlhukc9">
+      <w:hyperlink w:history="1" r:id="rIdyxzjzpkkbr-o5g4vkfjtt">
         <w:r>
           <w:rPr>
             <w:rStyle w:val="Hyperlink"/>

--- a/docs/developpement/phases/word/PHASE_11_REMONTEES_AU_COFFRE_ET_Z_DU_COFFRE.docx
+++ b/docs/developpement/phases/word/PHASE_11_REMONTEES_AU_COFFRE_ET_Z_DU_COFFRE.docx
@@ -20,7 +20,7 @@
       <w:r>
         <w:t xml:space="preserve">FlaiX Expert · dossier de développement · généré le 2026-10-04 depuis le dépôt </w:t>
       </w:r>
-      <w:hyperlink w:history="1" r:id="rIdfzveaklbnvgkmjlgquz7v">
+      <w:hyperlink w:history="1" r:id="rIdys_m_uxckik_twh0ojdq-">
         <w:r>
           <w:rPr>
             <w:rStyle w:val="Hyperlink"/>
@@ -746,7 +746,7 @@
           <w:numId w:val="2"/>
         </w:numPr>
       </w:pPr>
-      <w:hyperlink w:history="1" r:id="rId7dg5-vbtsal6pfk1padxo">
+      <w:hyperlink w:history="1" r:id="rId7ouplezmfhvp8q9d_wgow">
         <w:r>
           <w:rPr>
             <w:rStyle w:val="Hyperlink"/>
@@ -766,7 +766,7 @@
           <w:numId w:val="2"/>
         </w:numPr>
       </w:pPr>
-      <w:hyperlink w:history="1" r:id="rIdwbonq6jq_9gjserl4cop9">
+      <w:hyperlink w:history="1" r:id="rIdhgwanwyqtyzraigsyab2z">
         <w:r>
           <w:rPr>
             <w:rStyle w:val="Hyperlink"/>
@@ -786,7 +786,7 @@
           <w:numId w:val="2"/>
         </w:numPr>
       </w:pPr>
-      <w:hyperlink w:history="1" r:id="rIdckdzzcpeeser292hof3of">
+      <w:hyperlink w:history="1" r:id="rIdri4-lw8g5hjyoie3_stbs">
         <w:r>
           <w:rPr>
             <w:rStyle w:val="Hyperlink"/>
@@ -806,7 +806,7 @@
           <w:numId w:val="2"/>
         </w:numPr>
       </w:pPr>
-      <w:hyperlink w:history="1" r:id="rIdbukkchkbmctpadmv8gve8">
+      <w:hyperlink w:history="1" r:id="rIddi26eycc5v0y_bbz7wyp0">
         <w:r>
           <w:rPr>
             <w:rStyle w:val="Hyperlink"/>
@@ -854,7 +854,7 @@
       <w:r>
         <w:t xml:space="preserve"> — créé — </w:t>
       </w:r>
-      <w:hyperlink w:history="1" r:id="rIdvwxmggeni96kh1ubyoqoi">
+      <w:hyperlink w:history="1" r:id="rIdjowlfoinolndtwpfyra3-">
         <w:r>
           <w:rPr>
             <w:rStyle w:val="Hyperlink"/>
@@ -891,7 +891,7 @@
       <w:r>
         <w:t xml:space="preserve"> — créé — </w:t>
       </w:r>
-      <w:hyperlink w:history="1" r:id="rIdfsrrbgz_uggdsrmhjgyal">
+      <w:hyperlink w:history="1" r:id="rId0-xxqo8ghue3itihhlyuz">
         <w:r>
           <w:rPr>
             <w:rStyle w:val="Hyperlink"/>
@@ -928,7 +928,7 @@
       <w:r>
         <w:t xml:space="preserve"> — modifié — </w:t>
       </w:r>
-      <w:hyperlink w:history="1" r:id="rIdfyldkqxeygychram3xdkx">
+      <w:hyperlink w:history="1" r:id="rId642wv6cdpgaivgmqvfqgw">
         <w:r>
           <w:rPr>
             <w:rStyle w:val="Hyperlink"/>
@@ -957,7 +957,7 @@
       <w:r>
         <w:t xml:space="preserve"> — modifié — </w:t>
       </w:r>
-      <w:hyperlink w:history="1" r:id="rIda7bh_qf2onf_8lmy-oj7_">
+      <w:hyperlink w:history="1" r:id="rIdw6rjvhf27rqkrsgmjl0z6">
         <w:r>
           <w:rPr>
             <w:rStyle w:val="Hyperlink"/>
@@ -994,7 +994,7 @@
       <w:r>
         <w:t xml:space="preserve"> — modifié — </w:t>
       </w:r>
-      <w:hyperlink w:history="1" r:id="rIdy8fu469xo8qyuon98rk4e">
+      <w:hyperlink w:history="1" r:id="rIdtl5mmso5gdgolixtvxmdl">
         <w:r>
           <w:rPr>
             <w:rStyle w:val="Hyperlink"/>
@@ -1023,7 +1023,7 @@
       <w:r>
         <w:t xml:space="preserve"> — modifié — </w:t>
       </w:r>
-      <w:hyperlink w:history="1" r:id="rIdv_caezsja3lucmz5h-_w1">
+      <w:hyperlink w:history="1" r:id="rIdrsxgxq6qgwdea5cvdzmjz">
         <w:r>
           <w:rPr>
             <w:rStyle w:val="Hyperlink"/>
@@ -1060,7 +1060,7 @@
       <w:r>
         <w:t xml:space="preserve"> — modifié — </w:t>
       </w:r>
-      <w:hyperlink w:history="1" r:id="rId5biahuzcrxlqkdlwtnfcx">
+      <w:hyperlink w:history="1" r:id="rIdnagiq0x6uegs7zuu5_eol">
         <w:r>
           <w:rPr>
             <w:rStyle w:val="Hyperlink"/>
@@ -1089,7 +1089,7 @@
       <w:r>
         <w:t xml:space="preserve"> — modifié — </w:t>
       </w:r>
-      <w:hyperlink w:history="1" r:id="rIdkn9mkhfsm_ya_jtqxeqmt">
+      <w:hyperlink w:history="1" r:id="rIduypotclbxbsbvmgeslegc">
         <w:r>
           <w:rPr>
             <w:rStyle w:val="Hyperlink"/>
@@ -1126,7 +1126,7 @@
       <w:r>
         <w:t xml:space="preserve"> — modifié — </w:t>
       </w:r>
-      <w:hyperlink w:history="1" r:id="rIdnabxsejpdrcvjurqj_mvx">
+      <w:hyperlink w:history="1" r:id="rIdtskfkoxeoiaaklpz4olal">
         <w:r>
           <w:rPr>
             <w:rStyle w:val="Hyperlink"/>
@@ -1163,7 +1163,7 @@
       <w:r>
         <w:t xml:space="preserve"> — modifié — </w:t>
       </w:r>
-      <w:hyperlink w:history="1" r:id="rIdgtv-pwpse5xt0f2flaz13">
+      <w:hyperlink w:history="1" r:id="rIdhsbhixciszhbuc-iuguza">
         <w:r>
           <w:rPr>
             <w:rStyle w:val="Hyperlink"/>
@@ -1192,7 +1192,7 @@
       <w:r>
         <w:t xml:space="preserve"> — modifié — </w:t>
       </w:r>
-      <w:hyperlink w:history="1" r:id="rIdkbpb-mr-ahv3ag_1tqd3t">
+      <w:hyperlink w:history="1" r:id="rIdkfy65piaegkv0n1vcwhzf">
         <w:r>
           <w:rPr>
             <w:rStyle w:val="Hyperlink"/>
@@ -1221,7 +1221,7 @@
       <w:r>
         <w:t xml:space="preserve"> — modifié — </w:t>
       </w:r>
-      <w:hyperlink w:history="1" r:id="rIdjgclrpuzc8zhvg1b3kmwi">
+      <w:hyperlink w:history="1" r:id="rIdubhmt4i94mwx1a4o8eqpu">
         <w:r>
           <w:rPr>
             <w:rStyle w:val="Hyperlink"/>
@@ -1250,7 +1250,7 @@
       <w:r>
         <w:t xml:space="preserve"> — modifié — </w:t>
       </w:r>
-      <w:hyperlink w:history="1" r:id="rIdyxzjzpkkbr-o5g4vkfjtt">
+      <w:hyperlink w:history="1" r:id="rIdznqs7vfqziwdi0ctzmekj">
         <w:r>
           <w:rPr>
             <w:rStyle w:val="Hyperlink"/>

--- a/docs/developpement/phases/word/PHASE_11_REMONTEES_AU_COFFRE_ET_Z_DU_COFFRE.docx
+++ b/docs/developpement/phases/word/PHASE_11_REMONTEES_AU_COFFRE_ET_Z_DU_COFFRE.docx
@@ -20,7 +20,7 @@
       <w:r>
         <w:t xml:space="preserve">FlaiX Expert · dossier de développement · généré le 2026-10-04 depuis le dépôt </w:t>
       </w:r>
-      <w:hyperlink w:history="1" r:id="rIdys_m_uxckik_twh0ojdq-">
+      <w:hyperlink w:history="1" r:id="rIdpslrt1tratgvj0zt93yjf">
         <w:r>
           <w:rPr>
             <w:rStyle w:val="Hyperlink"/>
@@ -746,7 +746,7 @@
           <w:numId w:val="2"/>
         </w:numPr>
       </w:pPr>
-      <w:hyperlink w:history="1" r:id="rId7ouplezmfhvp8q9d_wgow">
+      <w:hyperlink w:history="1" r:id="rIdtlrs9u7dgtm7kni14xvvz">
         <w:r>
           <w:rPr>
             <w:rStyle w:val="Hyperlink"/>
@@ -766,7 +766,7 @@
           <w:numId w:val="2"/>
         </w:numPr>
       </w:pPr>
-      <w:hyperlink w:history="1" r:id="rIdhgwanwyqtyzraigsyab2z">
+      <w:hyperlink w:history="1" r:id="rIdzdzm2uf0fwfbkv5oych3u">
         <w:r>
           <w:rPr>
             <w:rStyle w:val="Hyperlink"/>
@@ -786,7 +786,7 @@
           <w:numId w:val="2"/>
         </w:numPr>
       </w:pPr>
-      <w:hyperlink w:history="1" r:id="rIdri4-lw8g5hjyoie3_stbs">
+      <w:hyperlink w:history="1" r:id="rId5twljo1wikdmsa9idl0ji">
         <w:r>
           <w:rPr>
             <w:rStyle w:val="Hyperlink"/>
@@ -806,7 +806,7 @@
           <w:numId w:val="2"/>
         </w:numPr>
       </w:pPr>
-      <w:hyperlink w:history="1" r:id="rIddi26eycc5v0y_bbz7wyp0">
+      <w:hyperlink w:history="1" r:id="rIdcxyz2debfybgrspvvzbjc">
         <w:r>
           <w:rPr>
             <w:rStyle w:val="Hyperlink"/>
@@ -854,7 +854,7 @@
       <w:r>
         <w:t xml:space="preserve"> — créé — </w:t>
       </w:r>
-      <w:hyperlink w:history="1" r:id="rIdjowlfoinolndtwpfyra3-">
+      <w:hyperlink w:history="1" r:id="rIdmfgxphxvsfy-o_inagpix">
         <w:r>
           <w:rPr>
             <w:rStyle w:val="Hyperlink"/>
@@ -891,7 +891,7 @@
       <w:r>
         <w:t xml:space="preserve"> — créé — </w:t>
       </w:r>
-      <w:hyperlink w:history="1" r:id="rId0-xxqo8ghue3itihhlyuz">
+      <w:hyperlink w:history="1" r:id="rId8ohxzfzhrbiiblshqncyz">
         <w:r>
           <w:rPr>
             <w:rStyle w:val="Hyperlink"/>
@@ -928,7 +928,7 @@
       <w:r>
         <w:t xml:space="preserve"> — modifié — </w:t>
       </w:r>
-      <w:hyperlink w:history="1" r:id="rId642wv6cdpgaivgmqvfqgw">
+      <w:hyperlink w:history="1" r:id="rIdqmt-32wdzmzptfokryhmp">
         <w:r>
           <w:rPr>
             <w:rStyle w:val="Hyperlink"/>
@@ -957,7 +957,7 @@
       <w:r>
         <w:t xml:space="preserve"> — modifié — </w:t>
       </w:r>
-      <w:hyperlink w:history="1" r:id="rIdw6rjvhf27rqkrsgmjl0z6">
+      <w:hyperlink w:history="1" r:id="rId-pddmqirk89rxxpv-sh4k">
         <w:r>
           <w:rPr>
             <w:rStyle w:val="Hyperlink"/>
@@ -994,7 +994,7 @@
       <w:r>
         <w:t xml:space="preserve"> — modifié — </w:t>
       </w:r>
-      <w:hyperlink w:history="1" r:id="rIdtl5mmso5gdgolixtvxmdl">
+      <w:hyperlink w:history="1" r:id="rIdsm_esdptao5njcyxyvnx8">
         <w:r>
           <w:rPr>
             <w:rStyle w:val="Hyperlink"/>
@@ -1023,7 +1023,7 @@
       <w:r>
         <w:t xml:space="preserve"> — modifié — </w:t>
       </w:r>
-      <w:hyperlink w:history="1" r:id="rIdrsxgxq6qgwdea5cvdzmjz">
+      <w:hyperlink w:history="1" r:id="rIdpeqgkgmylxonohvnnewvz">
         <w:r>
           <w:rPr>
             <w:rStyle w:val="Hyperlink"/>
@@ -1060,7 +1060,7 @@
       <w:r>
         <w:t xml:space="preserve"> — modifié — </w:t>
       </w:r>
-      <w:hyperlink w:history="1" r:id="rIdnagiq0x6uegs7zuu5_eol">
+      <w:hyperlink w:history="1" r:id="rIdqqtigxagwi3l1sucy1u4z">
         <w:r>
           <w:rPr>
             <w:rStyle w:val="Hyperlink"/>
@@ -1089,7 +1089,7 @@
       <w:r>
         <w:t xml:space="preserve"> — modifié — </w:t>
       </w:r>
-      <w:hyperlink w:history="1" r:id="rIduypotclbxbsbvmgeslegc">
+      <w:hyperlink w:history="1" r:id="rIdrwt5tebhuakacgnqy-axl">
         <w:r>
           <w:rPr>
             <w:rStyle w:val="Hyperlink"/>
@@ -1126,7 +1126,7 @@
       <w:r>
         <w:t xml:space="preserve"> — modifié — </w:t>
       </w:r>
-      <w:hyperlink w:history="1" r:id="rIdtskfkoxeoiaaklpz4olal">
+      <w:hyperlink w:history="1" r:id="rIdq5fc_trepor6ophicoybr">
         <w:r>
           <w:rPr>
             <w:rStyle w:val="Hyperlink"/>
@@ -1163,7 +1163,7 @@
       <w:r>
         <w:t xml:space="preserve"> — modifié — </w:t>
       </w:r>
-      <w:hyperlink w:history="1" r:id="rIdhsbhixciszhbuc-iuguza">
+      <w:hyperlink w:history="1" r:id="rIdsnsk9rr_wsiw-tfcsxapp">
         <w:r>
           <w:rPr>
             <w:rStyle w:val="Hyperlink"/>
@@ -1192,7 +1192,7 @@
       <w:r>
         <w:t xml:space="preserve"> — modifié — </w:t>
       </w:r>
-      <w:hyperlink w:history="1" r:id="rIdkfy65piaegkv0n1vcwhzf">
+      <w:hyperlink w:history="1" r:id="rIdxtlppbs_ifjd7sprdu-vy">
         <w:r>
           <w:rPr>
             <w:rStyle w:val="Hyperlink"/>
@@ -1221,7 +1221,7 @@
       <w:r>
         <w:t xml:space="preserve"> — modifié — </w:t>
       </w:r>
-      <w:hyperlink w:history="1" r:id="rIdubhmt4i94mwx1a4o8eqpu">
+      <w:hyperlink w:history="1" r:id="rIdo-wq8omi_ko6hi56wnlhw">
         <w:r>
           <w:rPr>
             <w:rStyle w:val="Hyperlink"/>
@@ -1250,7 +1250,7 @@
       <w:r>
         <w:t xml:space="preserve"> — modifié — </w:t>
       </w:r>
-      <w:hyperlink w:history="1" r:id="rIdznqs7vfqziwdi0ctzmekj">
+      <w:hyperlink w:history="1" r:id="rIdbj749olqwxub1gzwk9btb">
         <w:r>
           <w:rPr>
             <w:rStyle w:val="Hyperlink"/>

--- a/docs/developpement/phases/word/PHASE_11_REMONTEES_AU_COFFRE_ET_Z_DU_COFFRE.docx
+++ b/docs/developpement/phases/word/PHASE_11_REMONTEES_AU_COFFRE_ET_Z_DU_COFFRE.docx
@@ -20,7 +20,7 @@
       <w:r>
         <w:t xml:space="preserve">FlaiX Expert · dossier de développement · généré le 2026-10-04 depuis le dépôt </w:t>
       </w:r>
-      <w:hyperlink w:history="1" r:id="rIdpslrt1tratgvj0zt93yjf">
+      <w:hyperlink w:history="1" r:id="rIdqdtkrlemthcby5z6wrwxn">
         <w:r>
           <w:rPr>
             <w:rStyle w:val="Hyperlink"/>
@@ -746,7 +746,7 @@
           <w:numId w:val="2"/>
         </w:numPr>
       </w:pPr>
-      <w:hyperlink w:history="1" r:id="rIdtlrs9u7dgtm7kni14xvvz">
+      <w:hyperlink w:history="1" r:id="rId9xhc5i47mtpmrd0w2wyz-">
         <w:r>
           <w:rPr>
             <w:rStyle w:val="Hyperlink"/>
@@ -766,7 +766,7 @@
           <w:numId w:val="2"/>
         </w:numPr>
       </w:pPr>
-      <w:hyperlink w:history="1" r:id="rIdzdzm2uf0fwfbkv5oych3u">
+      <w:hyperlink w:history="1" r:id="rIdnhdt4dktuou7ms7xvb_yk">
         <w:r>
           <w:rPr>
             <w:rStyle w:val="Hyperlink"/>
@@ -786,7 +786,7 @@
           <w:numId w:val="2"/>
         </w:numPr>
       </w:pPr>
-      <w:hyperlink w:history="1" r:id="rId5twljo1wikdmsa9idl0ji">
+      <w:hyperlink w:history="1" r:id="rId5gijv8a2hbphjwmm7dzbb">
         <w:r>
           <w:rPr>
             <w:rStyle w:val="Hyperlink"/>
@@ -806,7 +806,7 @@
           <w:numId w:val="2"/>
         </w:numPr>
       </w:pPr>
-      <w:hyperlink w:history="1" r:id="rIdcxyz2debfybgrspvvzbjc">
+      <w:hyperlink w:history="1" r:id="rIduig-zznxblmwmwybcxhy8">
         <w:r>
           <w:rPr>
             <w:rStyle w:val="Hyperlink"/>
@@ -854,7 +854,7 @@
       <w:r>
         <w:t xml:space="preserve"> — créé — </w:t>
       </w:r>
-      <w:hyperlink w:history="1" r:id="rIdmfgxphxvsfy-o_inagpix">
+      <w:hyperlink w:history="1" r:id="rIdcopzhsf4pzdpvbfus64lh">
         <w:r>
           <w:rPr>
             <w:rStyle w:val="Hyperlink"/>
@@ -891,7 +891,7 @@
       <w:r>
         <w:t xml:space="preserve"> — créé — </w:t>
       </w:r>
-      <w:hyperlink w:history="1" r:id="rId8ohxzfzhrbiiblshqncyz">
+      <w:hyperlink w:history="1" r:id="rIdaifkyrko-kcak7c6qqdjo">
         <w:r>
           <w:rPr>
             <w:rStyle w:val="Hyperlink"/>
@@ -928,7 +928,7 @@
       <w:r>
         <w:t xml:space="preserve"> — modifié — </w:t>
       </w:r>
-      <w:hyperlink w:history="1" r:id="rIdqmt-32wdzmzptfokryhmp">
+      <w:hyperlink w:history="1" r:id="rIdugfnqw67eurzpohgdtwsc">
         <w:r>
           <w:rPr>
             <w:rStyle w:val="Hyperlink"/>
@@ -957,7 +957,7 @@
       <w:r>
         <w:t xml:space="preserve"> — modifié — </w:t>
       </w:r>
-      <w:hyperlink w:history="1" r:id="rId-pddmqirk89rxxpv-sh4k">
+      <w:hyperlink w:history="1" r:id="rIdts57rovjkpi_dmjill86o">
         <w:r>
           <w:rPr>
             <w:rStyle w:val="Hyperlink"/>
@@ -994,7 +994,7 @@
       <w:r>
         <w:t xml:space="preserve"> — modifié — </w:t>
       </w:r>
-      <w:hyperlink w:history="1" r:id="rIdsm_esdptao5njcyxyvnx8">
+      <w:hyperlink w:history="1" r:id="rIde4m_cea3_eod2niirhozh">
         <w:r>
           <w:rPr>
             <w:rStyle w:val="Hyperlink"/>
@@ -1023,7 +1023,7 @@
       <w:r>
         <w:t xml:space="preserve"> — modifié — </w:t>
       </w:r>
-      <w:hyperlink w:history="1" r:id="rIdpeqgkgmylxonohvnnewvz">
+      <w:hyperlink w:history="1" r:id="rIdfo6kc-l4flcjusjgrf7j2">
         <w:r>
           <w:rPr>
             <w:rStyle w:val="Hyperlink"/>
@@ -1060,7 +1060,7 @@
       <w:r>
         <w:t xml:space="preserve"> — modifié — </w:t>
       </w:r>
-      <w:hyperlink w:history="1" r:id="rIdqqtigxagwi3l1sucy1u4z">
+      <w:hyperlink w:history="1" r:id="rIdurx6ymfrrftm78hp26nx8">
         <w:r>
           <w:rPr>
             <w:rStyle w:val="Hyperlink"/>
@@ -1089,7 +1089,7 @@
       <w:r>
         <w:t xml:space="preserve"> — modifié — </w:t>
       </w:r>
-      <w:hyperlink w:history="1" r:id="rIdrwt5tebhuakacgnqy-axl">
+      <w:hyperlink w:history="1" r:id="rIdjxe-tdwdgiwocrwuz04qu">
         <w:r>
           <w:rPr>
             <w:rStyle w:val="Hyperlink"/>
@@ -1126,7 +1126,7 @@
       <w:r>
         <w:t xml:space="preserve"> — modifié — </w:t>
       </w:r>
-      <w:hyperlink w:history="1" r:id="rIdq5fc_trepor6ophicoybr">
+      <w:hyperlink w:history="1" r:id="rIdfqfkj-pxvle6v9vplpeky">
         <w:r>
           <w:rPr>
             <w:rStyle w:val="Hyperlink"/>
@@ -1163,7 +1163,7 @@
       <w:r>
         <w:t xml:space="preserve"> — modifié — </w:t>
       </w:r>
-      <w:hyperlink w:history="1" r:id="rIdsnsk9rr_wsiw-tfcsxapp">
+      <w:hyperlink w:history="1" r:id="rIdnfwagjcxxzotknxu43vtz">
         <w:r>
           <w:rPr>
             <w:rStyle w:val="Hyperlink"/>
@@ -1192,7 +1192,7 @@
       <w:r>
         <w:t xml:space="preserve"> — modifié — </w:t>
       </w:r>
-      <w:hyperlink w:history="1" r:id="rIdxtlppbs_ifjd7sprdu-vy">
+      <w:hyperlink w:history="1" r:id="rIdpt95budo_z8rln2r2jstq">
         <w:r>
           <w:rPr>
             <w:rStyle w:val="Hyperlink"/>
@@ -1221,7 +1221,7 @@
       <w:r>
         <w:t xml:space="preserve"> — modifié — </w:t>
       </w:r>
-      <w:hyperlink w:history="1" r:id="rIdo-wq8omi_ko6hi56wnlhw">
+      <w:hyperlink w:history="1" r:id="rIdc5b4w5ovnpip_mv0tefgx">
         <w:r>
           <w:rPr>
             <w:rStyle w:val="Hyperlink"/>
@@ -1250,7 +1250,7 @@
       <w:r>
         <w:t xml:space="preserve"> — modifié — </w:t>
       </w:r>
-      <w:hyperlink w:history="1" r:id="rIdbj749olqwxub1gzwk9btb">
+      <w:hyperlink w:history="1" r:id="rIdwa1mi20krabqo589wp0-g">
         <w:r>
           <w:rPr>
             <w:rStyle w:val="Hyperlink"/>

--- a/docs/developpement/phases/word/PHASE_11_REMONTEES_AU_COFFRE_ET_Z_DU_COFFRE.docx
+++ b/docs/developpement/phases/word/PHASE_11_REMONTEES_AU_COFFRE_ET_Z_DU_COFFRE.docx
@@ -20,7 +20,7 @@
       <w:r>
         <w:t xml:space="preserve">FlaiX Expert · dossier de développement · généré le 2026-10-04 depuis le dépôt </w:t>
       </w:r>
-      <w:hyperlink w:history="1" r:id="rIdqdtkrlemthcby5z6wrwxn">
+      <w:hyperlink w:history="1" r:id="rIdo1lnmafmxvuofftuyxqur">
         <w:r>
           <w:rPr>
             <w:rStyle w:val="Hyperlink"/>
@@ -746,7 +746,7 @@
           <w:numId w:val="2"/>
         </w:numPr>
       </w:pPr>
-      <w:hyperlink w:history="1" r:id="rId9xhc5i47mtpmrd0w2wyz-">
+      <w:hyperlink w:history="1" r:id="rIdubadiwgw7m1ps3xnnw5gz">
         <w:r>
           <w:rPr>
             <w:rStyle w:val="Hyperlink"/>
@@ -766,7 +766,7 @@
           <w:numId w:val="2"/>
         </w:numPr>
       </w:pPr>
-      <w:hyperlink w:history="1" r:id="rIdnhdt4dktuou7ms7xvb_yk">
+      <w:hyperlink w:history="1" r:id="rIdva9dxrmo80x4ftpyfx1wm">
         <w:r>
           <w:rPr>
             <w:rStyle w:val="Hyperlink"/>
@@ -786,7 +786,7 @@
           <w:numId w:val="2"/>
         </w:numPr>
       </w:pPr>
-      <w:hyperlink w:history="1" r:id="rId5gijv8a2hbphjwmm7dzbb">
+      <w:hyperlink w:history="1" r:id="rIdtbo9znedgmebutxg7auwn">
         <w:r>
           <w:rPr>
             <w:rStyle w:val="Hyperlink"/>
@@ -806,7 +806,7 @@
           <w:numId w:val="2"/>
         </w:numPr>
       </w:pPr>
-      <w:hyperlink w:history="1" r:id="rIduig-zznxblmwmwybcxhy8">
+      <w:hyperlink w:history="1" r:id="rIdbfka4bam-xbv5mjtajqoh">
         <w:r>
           <w:rPr>
             <w:rStyle w:val="Hyperlink"/>
@@ -854,7 +854,7 @@
       <w:r>
         <w:t xml:space="preserve"> — créé — </w:t>
       </w:r>
-      <w:hyperlink w:history="1" r:id="rIdcopzhsf4pzdpvbfus64lh">
+      <w:hyperlink w:history="1" r:id="rIdncz7zltzztv1kpcex-9_9">
         <w:r>
           <w:rPr>
             <w:rStyle w:val="Hyperlink"/>
@@ -891,7 +891,7 @@
       <w:r>
         <w:t xml:space="preserve"> — créé — </w:t>
       </w:r>
-      <w:hyperlink w:history="1" r:id="rIdaifkyrko-kcak7c6qqdjo">
+      <w:hyperlink w:history="1" r:id="rIdgf6njyid7dj3igvm3hquw">
         <w:r>
           <w:rPr>
             <w:rStyle w:val="Hyperlink"/>
@@ -928,7 +928,7 @@
       <w:r>
         <w:t xml:space="preserve"> — modifié — </w:t>
       </w:r>
-      <w:hyperlink w:history="1" r:id="rIdugfnqw67eurzpohgdtwsc">
+      <w:hyperlink w:history="1" r:id="rIdm0ckzui9hxsdicmqzyupd">
         <w:r>
           <w:rPr>
             <w:rStyle w:val="Hyperlink"/>
@@ -957,7 +957,7 @@
       <w:r>
         <w:t xml:space="preserve"> — modifié — </w:t>
       </w:r>
-      <w:hyperlink w:history="1" r:id="rIdts57rovjkpi_dmjill86o">
+      <w:hyperlink w:history="1" r:id="rId0anvczpqxrl97oglu6niz">
         <w:r>
           <w:rPr>
             <w:rStyle w:val="Hyperlink"/>
@@ -994,7 +994,7 @@
       <w:r>
         <w:t xml:space="preserve"> — modifié — </w:t>
       </w:r>
-      <w:hyperlink w:history="1" r:id="rIde4m_cea3_eod2niirhozh">
+      <w:hyperlink w:history="1" r:id="rId5jdcgn7qjnlyttgwxl1ty">
         <w:r>
           <w:rPr>
             <w:rStyle w:val="Hyperlink"/>
@@ -1023,7 +1023,7 @@
       <w:r>
         <w:t xml:space="preserve"> — modifié — </w:t>
       </w:r>
-      <w:hyperlink w:history="1" r:id="rIdfo6kc-l4flcjusjgrf7j2">
+      <w:hyperlink w:history="1" r:id="rIdy6m-gjcs-kaivazicfbw_">
         <w:r>
           <w:rPr>
             <w:rStyle w:val="Hyperlink"/>
@@ -1060,7 +1060,7 @@
       <w:r>
         <w:t xml:space="preserve"> — modifié — </w:t>
       </w:r>
-      <w:hyperlink w:history="1" r:id="rIdurx6ymfrrftm78hp26nx8">
+      <w:hyperlink w:history="1" r:id="rIdpwyodc1tjtdx2yyxpkapd">
         <w:r>
           <w:rPr>
             <w:rStyle w:val="Hyperlink"/>
@@ -1089,7 +1089,7 @@
       <w:r>
         <w:t xml:space="preserve"> — modifié — </w:t>
       </w:r>
-      <w:hyperlink w:history="1" r:id="rIdjxe-tdwdgiwocrwuz04qu">
+      <w:hyperlink w:history="1" r:id="rIduhvmtt_ske75uldbdbd3k">
         <w:r>
           <w:rPr>
             <w:rStyle w:val="Hyperlink"/>
@@ -1126,7 +1126,7 @@
       <w:r>
         <w:t xml:space="preserve"> — modifié — </w:t>
       </w:r>
-      <w:hyperlink w:history="1" r:id="rIdfqfkj-pxvle6v9vplpeky">
+      <w:hyperlink w:history="1" r:id="rId6gfxzwnkry369q07lepk2">
         <w:r>
           <w:rPr>
             <w:rStyle w:val="Hyperlink"/>
@@ -1163,7 +1163,7 @@
       <w:r>
         <w:t xml:space="preserve"> — modifié — </w:t>
       </w:r>
-      <w:hyperlink w:history="1" r:id="rIdnfwagjcxxzotknxu43vtz">
+      <w:hyperlink w:history="1" r:id="rIdpdle-tayea_dmxwjkkbet">
         <w:r>
           <w:rPr>
             <w:rStyle w:val="Hyperlink"/>
@@ -1192,7 +1192,7 @@
       <w:r>
         <w:t xml:space="preserve"> — modifié — </w:t>
       </w:r>
-      <w:hyperlink w:history="1" r:id="rIdpt95budo_z8rln2r2jstq">
+      <w:hyperlink w:history="1" r:id="rIdbskrwkhoaslqyvqyvhohm">
         <w:r>
           <w:rPr>
             <w:rStyle w:val="Hyperlink"/>
@@ -1221,7 +1221,7 @@
       <w:r>
         <w:t xml:space="preserve"> — modifié — </w:t>
       </w:r>
-      <w:hyperlink w:history="1" r:id="rIdc5b4w5ovnpip_mv0tefgx">
+      <w:hyperlink w:history="1" r:id="rIdwy16yi2wma-uf0qlig3wf">
         <w:r>
           <w:rPr>
             <w:rStyle w:val="Hyperlink"/>
@@ -1250,7 +1250,7 @@
       <w:r>
         <w:t xml:space="preserve"> — modifié — </w:t>
       </w:r>
-      <w:hyperlink w:history="1" r:id="rIdwa1mi20krabqo589wp0-g">
+      <w:hyperlink w:history="1" r:id="rIdbdrweuitdlcgizci1w1mp">
         <w:r>
           <w:rPr>
             <w:rStyle w:val="Hyperlink"/>

--- a/docs/developpement/phases/word/PHASE_11_REMONTEES_AU_COFFRE_ET_Z_DU_COFFRE.docx
+++ b/docs/developpement/phases/word/PHASE_11_REMONTEES_AU_COFFRE_ET_Z_DU_COFFRE.docx
@@ -20,7 +20,7 @@
       <w:r>
         <w:t xml:space="preserve">FlaiX Expert · dossier de développement · généré le 2026-10-04 depuis le dépôt </w:t>
       </w:r>
-      <w:hyperlink w:history="1" r:id="rIdo1lnmafmxvuofftuyxqur">
+      <w:hyperlink w:history="1" r:id="rIdsehs2m8a_obbkdhisurjx">
         <w:r>
           <w:rPr>
             <w:rStyle w:val="Hyperlink"/>
@@ -746,7 +746,7 @@
           <w:numId w:val="2"/>
         </w:numPr>
       </w:pPr>
-      <w:hyperlink w:history="1" r:id="rIdubadiwgw7m1ps3xnnw5gz">
+      <w:hyperlink w:history="1" r:id="rIdxlcxw0ghlh7rhpv22-g8s">
         <w:r>
           <w:rPr>
             <w:rStyle w:val="Hyperlink"/>
@@ -766,7 +766,7 @@
           <w:numId w:val="2"/>
         </w:numPr>
       </w:pPr>
-      <w:hyperlink w:history="1" r:id="rIdva9dxrmo80x4ftpyfx1wm">
+      <w:hyperlink w:history="1" r:id="rIdqjdd2qybaxkjnnhaegwrg">
         <w:r>
           <w:rPr>
             <w:rStyle w:val="Hyperlink"/>
@@ -786,7 +786,7 @@
           <w:numId w:val="2"/>
         </w:numPr>
       </w:pPr>
-      <w:hyperlink w:history="1" r:id="rIdtbo9znedgmebutxg7auwn">
+      <w:hyperlink w:history="1" r:id="rIdhakepb3vygrm69hxuxenx">
         <w:r>
           <w:rPr>
             <w:rStyle w:val="Hyperlink"/>
@@ -806,7 +806,7 @@
           <w:numId w:val="2"/>
         </w:numPr>
       </w:pPr>
-      <w:hyperlink w:history="1" r:id="rIdbfka4bam-xbv5mjtajqoh">
+      <w:hyperlink w:history="1" r:id="rIdmajeqcusfxvqsfewbnynw">
         <w:r>
           <w:rPr>
             <w:rStyle w:val="Hyperlink"/>
@@ -854,7 +854,7 @@
       <w:r>
         <w:t xml:space="preserve"> — créé — </w:t>
       </w:r>
-      <w:hyperlink w:history="1" r:id="rIdncz7zltzztv1kpcex-9_9">
+      <w:hyperlink w:history="1" r:id="rIdq-o6xumts1mskql6whpec">
         <w:r>
           <w:rPr>
             <w:rStyle w:val="Hyperlink"/>
@@ -891,7 +891,7 @@
       <w:r>
         <w:t xml:space="preserve"> — créé — </w:t>
       </w:r>
-      <w:hyperlink w:history="1" r:id="rIdgf6njyid7dj3igvm3hquw">
+      <w:hyperlink w:history="1" r:id="rIdowhqj4osxfwjgwj3buft2">
         <w:r>
           <w:rPr>
             <w:rStyle w:val="Hyperlink"/>
@@ -928,7 +928,7 @@
       <w:r>
         <w:t xml:space="preserve"> — modifié — </w:t>
       </w:r>
-      <w:hyperlink w:history="1" r:id="rIdm0ckzui9hxsdicmqzyupd">
+      <w:hyperlink w:history="1" r:id="rId-eerm44y4glpbvhtdvw6l">
         <w:r>
           <w:rPr>
             <w:rStyle w:val="Hyperlink"/>
@@ -957,7 +957,7 @@
       <w:r>
         <w:t xml:space="preserve"> — modifié — </w:t>
       </w:r>
-      <w:hyperlink w:history="1" r:id="rId0anvczpqxrl97oglu6niz">
+      <w:hyperlink w:history="1" r:id="rIdzkqyzcxipjxehrb9dbt8z">
         <w:r>
           <w:rPr>
             <w:rStyle w:val="Hyperlink"/>
@@ -994,7 +994,7 @@
       <w:r>
         <w:t xml:space="preserve"> — modifié — </w:t>
       </w:r>
-      <w:hyperlink w:history="1" r:id="rId5jdcgn7qjnlyttgwxl1ty">
+      <w:hyperlink w:history="1" r:id="rIdgpxrwn3mst59bj10mfyqu">
         <w:r>
           <w:rPr>
             <w:rStyle w:val="Hyperlink"/>
@@ -1023,7 +1023,7 @@
       <w:r>
         <w:t xml:space="preserve"> — modifié — </w:t>
       </w:r>
-      <w:hyperlink w:history="1" r:id="rIdy6m-gjcs-kaivazicfbw_">
+      <w:hyperlink w:history="1" r:id="rIdkrvgtlwtlk9evo3uznqhb">
         <w:r>
           <w:rPr>
             <w:rStyle w:val="Hyperlink"/>
@@ -1060,7 +1060,7 @@
       <w:r>
         <w:t xml:space="preserve"> — modifié — </w:t>
       </w:r>
-      <w:hyperlink w:history="1" r:id="rIdpwyodc1tjtdx2yyxpkapd">
+      <w:hyperlink w:history="1" r:id="rIdkctxjwj6rsyppunbxwtzr">
         <w:r>
           <w:rPr>
             <w:rStyle w:val="Hyperlink"/>
@@ -1089,7 +1089,7 @@
       <w:r>
         <w:t xml:space="preserve"> — modifié — </w:t>
       </w:r>
-      <w:hyperlink w:history="1" r:id="rIduhvmtt_ske75uldbdbd3k">
+      <w:hyperlink w:history="1" r:id="rId7ufvj-hgeilzntc7nxgbi">
         <w:r>
           <w:rPr>
             <w:rStyle w:val="Hyperlink"/>
@@ -1126,7 +1126,7 @@
       <w:r>
         <w:t xml:space="preserve"> — modifié — </w:t>
       </w:r>
-      <w:hyperlink w:history="1" r:id="rId6gfxzwnkry369q07lepk2">
+      <w:hyperlink w:history="1" r:id="rId21ddyq72zhc7kxnojinbt">
         <w:r>
           <w:rPr>
             <w:rStyle w:val="Hyperlink"/>
@@ -1163,7 +1163,7 @@
       <w:r>
         <w:t xml:space="preserve"> — modifié — </w:t>
       </w:r>
-      <w:hyperlink w:history="1" r:id="rIdpdle-tayea_dmxwjkkbet">
+      <w:hyperlink w:history="1" r:id="rId7jtdix622rydwfgj0wn8f">
         <w:r>
           <w:rPr>
             <w:rStyle w:val="Hyperlink"/>
@@ -1192,7 +1192,7 @@
       <w:r>
         <w:t xml:space="preserve"> — modifié — </w:t>
       </w:r>
-      <w:hyperlink w:history="1" r:id="rIdbskrwkhoaslqyvqyvhohm">
+      <w:hyperlink w:history="1" r:id="rId6tjug9fyjqccqmh8ujpkc">
         <w:r>
           <w:rPr>
             <w:rStyle w:val="Hyperlink"/>
@@ -1221,7 +1221,7 @@
       <w:r>
         <w:t xml:space="preserve"> — modifié — </w:t>
       </w:r>
-      <w:hyperlink w:history="1" r:id="rIdwy16yi2wma-uf0qlig3wf">
+      <w:hyperlink w:history="1" r:id="rIdfx17x3kh5clzispxvgcxa">
         <w:r>
           <w:rPr>
             <w:rStyle w:val="Hyperlink"/>
@@ -1250,7 +1250,7 @@
       <w:r>
         <w:t xml:space="preserve"> — modifié — </w:t>
       </w:r>
-      <w:hyperlink w:history="1" r:id="rIdbdrweuitdlcgizci1w1mp">
+      <w:hyperlink w:history="1" r:id="rIdyx7xqtv8ki_bfqaaula3n">
         <w:r>
           <w:rPr>
             <w:rStyle w:val="Hyperlink"/>

--- a/docs/developpement/phases/word/PHASE_11_REMONTEES_AU_COFFRE_ET_Z_DU_COFFRE.docx
+++ b/docs/developpement/phases/word/PHASE_11_REMONTEES_AU_COFFRE_ET_Z_DU_COFFRE.docx
@@ -18,9 +18,9 @@
         <w:shd w:fill="F6F3FF" w:color="auto" w:val="clear"/>
       </w:pPr>
       <w:r>
-        <w:t xml:space="preserve">FlaiX Expert · dossier de développement · généré le 2026-10-04 depuis le dépôt </w:t>
-      </w:r>
-      <w:hyperlink w:history="1" r:id="rIdsehs2m8a_obbkdhisurjx">
+        <w:t xml:space="preserve">FlaiX Expert · dossier de développement · généré le 2026-10-19 depuis le dépôt </w:t>
+      </w:r>
+      <w:hyperlink w:history="1" r:id="rIdtnbjz4cly_vgquzch6byu">
         <w:r>
           <w:rPr>
             <w:rStyle w:val="Hyperlink"/>
@@ -746,7 +746,7 @@
           <w:numId w:val="2"/>
         </w:numPr>
       </w:pPr>
-      <w:hyperlink w:history="1" r:id="rIdxlcxw0ghlh7rhpv22-g8s">
+      <w:hyperlink w:history="1" r:id="rIdygflnm1vcxl_zfcyznrjs">
         <w:r>
           <w:rPr>
             <w:rStyle w:val="Hyperlink"/>
@@ -766,7 +766,7 @@
           <w:numId w:val="2"/>
         </w:numPr>
       </w:pPr>
-      <w:hyperlink w:history="1" r:id="rIdqjdd2qybaxkjnnhaegwrg">
+      <w:hyperlink w:history="1" r:id="rIdojoxhh5zwsfcqpuoli5ok">
         <w:r>
           <w:rPr>
             <w:rStyle w:val="Hyperlink"/>
@@ -786,7 +786,7 @@
           <w:numId w:val="2"/>
         </w:numPr>
       </w:pPr>
-      <w:hyperlink w:history="1" r:id="rIdhakepb3vygrm69hxuxenx">
+      <w:hyperlink w:history="1" r:id="rIdg2yd10ttfxsmecx2cqyxf">
         <w:r>
           <w:rPr>
             <w:rStyle w:val="Hyperlink"/>
@@ -806,7 +806,7 @@
           <w:numId w:val="2"/>
         </w:numPr>
       </w:pPr>
-      <w:hyperlink w:history="1" r:id="rIdmajeqcusfxvqsfewbnynw">
+      <w:hyperlink w:history="1" r:id="rId0waokjeywvpz2gyh5ffob">
         <w:r>
           <w:rPr>
             <w:rStyle w:val="Hyperlink"/>
@@ -854,7 +854,7 @@
       <w:r>
         <w:t xml:space="preserve"> — créé — </w:t>
       </w:r>
-      <w:hyperlink w:history="1" r:id="rIdq-o6xumts1mskql6whpec">
+      <w:hyperlink w:history="1" r:id="rId4c6cupjqwpbbmhj8rouzk">
         <w:r>
           <w:rPr>
             <w:rStyle w:val="Hyperlink"/>
@@ -891,7 +891,7 @@
       <w:r>
         <w:t xml:space="preserve"> — créé — </w:t>
       </w:r>
-      <w:hyperlink w:history="1" r:id="rIdowhqj4osxfwjgwj3buft2">
+      <w:hyperlink w:history="1" r:id="rIde4v3vqrbvox44vyjatbll">
         <w:r>
           <w:rPr>
             <w:rStyle w:val="Hyperlink"/>
@@ -928,7 +928,7 @@
       <w:r>
         <w:t xml:space="preserve"> — modifié — </w:t>
       </w:r>
-      <w:hyperlink w:history="1" r:id="rId-eerm44y4glpbvhtdvw6l">
+      <w:hyperlink w:history="1" r:id="rIdwl5w2eyxntfnrsnyh9kr6">
         <w:r>
           <w:rPr>
             <w:rStyle w:val="Hyperlink"/>
@@ -957,7 +957,7 @@
       <w:r>
         <w:t xml:space="preserve"> — modifié — </w:t>
       </w:r>
-      <w:hyperlink w:history="1" r:id="rIdzkqyzcxipjxehrb9dbt8z">
+      <w:hyperlink w:history="1" r:id="rId8fsmktcrqcosjpj1sfacm">
         <w:r>
           <w:rPr>
             <w:rStyle w:val="Hyperlink"/>
@@ -994,7 +994,7 @@
       <w:r>
         <w:t xml:space="preserve"> — modifié — </w:t>
       </w:r>
-      <w:hyperlink w:history="1" r:id="rIdgpxrwn3mst59bj10mfyqu">
+      <w:hyperlink w:history="1" r:id="rId5nf-na5jbgiz7ebypfgai">
         <w:r>
           <w:rPr>
             <w:rStyle w:val="Hyperlink"/>
@@ -1023,7 +1023,7 @@
       <w:r>
         <w:t xml:space="preserve"> — modifié — </w:t>
       </w:r>
-      <w:hyperlink w:history="1" r:id="rIdkrvgtlwtlk9evo3uznqhb">
+      <w:hyperlink w:history="1" r:id="rIdx5hztjxojxdqevaf9uckm">
         <w:r>
           <w:rPr>
             <w:rStyle w:val="Hyperlink"/>
@@ -1060,7 +1060,7 @@
       <w:r>
         <w:t xml:space="preserve"> — modifié — </w:t>
       </w:r>
-      <w:hyperlink w:history="1" r:id="rIdkctxjwj6rsyppunbxwtzr">
+      <w:hyperlink w:history="1" r:id="rIdyy66gejg7enjjaydurtdo">
         <w:r>
           <w:rPr>
             <w:rStyle w:val="Hyperlink"/>
@@ -1089,7 +1089,7 @@
       <w:r>
         <w:t xml:space="preserve"> — modifié — </w:t>
       </w:r>
-      <w:hyperlink w:history="1" r:id="rId7ufvj-hgeilzntc7nxgbi">
+      <w:hyperlink w:history="1" r:id="rIdllcyalv73fmdn4h2ji_i7">
         <w:r>
           <w:rPr>
             <w:rStyle w:val="Hyperlink"/>
@@ -1126,7 +1126,7 @@
       <w:r>
         <w:t xml:space="preserve"> — modifié — </w:t>
       </w:r>
-      <w:hyperlink w:history="1" r:id="rId21ddyq72zhc7kxnojinbt">
+      <w:hyperlink w:history="1" r:id="rIdlmxnjzvs-ewm_rdgyfnvv">
         <w:r>
           <w:rPr>
             <w:rStyle w:val="Hyperlink"/>
@@ -1163,7 +1163,7 @@
       <w:r>
         <w:t xml:space="preserve"> — modifié — </w:t>
       </w:r>
-      <w:hyperlink w:history="1" r:id="rId7jtdix622rydwfgj0wn8f">
+      <w:hyperlink w:history="1" r:id="rIdag48ns-gtizpmeehgszkl">
         <w:r>
           <w:rPr>
             <w:rStyle w:val="Hyperlink"/>
@@ -1192,7 +1192,7 @@
       <w:r>
         <w:t xml:space="preserve"> — modifié — </w:t>
       </w:r>
-      <w:hyperlink w:history="1" r:id="rId6tjug9fyjqccqmh8ujpkc">
+      <w:hyperlink w:history="1" r:id="rIdpxxjxuptgdamyvajvkkwm">
         <w:r>
           <w:rPr>
             <w:rStyle w:val="Hyperlink"/>
@@ -1221,7 +1221,7 @@
       <w:r>
         <w:t xml:space="preserve"> — modifié — </w:t>
       </w:r>
-      <w:hyperlink w:history="1" r:id="rIdfx17x3kh5clzispxvgcxa">
+      <w:hyperlink w:history="1" r:id="rIdt10nmqro2cabmikgf9nqy">
         <w:r>
           <w:rPr>
             <w:rStyle w:val="Hyperlink"/>
@@ -1250,7 +1250,7 @@
       <w:r>
         <w:t xml:space="preserve"> — modifié — </w:t>
       </w:r>
-      <w:hyperlink w:history="1" r:id="rIdyx7xqtv8ki_bfqaaula3n">
+      <w:hyperlink w:history="1" r:id="rIdpbtomviuimozzasemyjef">
         <w:r>
           <w:rPr>
             <w:rStyle w:val="Hyperlink"/>

--- a/docs/developpement/phases/word/PHASE_11_REMONTEES_AU_COFFRE_ET_Z_DU_COFFRE.docx
+++ b/docs/developpement/phases/word/PHASE_11_REMONTEES_AU_COFFRE_ET_Z_DU_COFFRE.docx
@@ -20,7 +20,7 @@
       <w:r>
         <w:t xml:space="preserve">FlaiX Expert · dossier de développement · généré le 2026-10-19 depuis le dépôt </w:t>
       </w:r>
-      <w:hyperlink w:history="1" r:id="rIdtnbjz4cly_vgquzch6byu">
+      <w:hyperlink w:history="1" r:id="rIdmskpvht6elsq_qseyzdda">
         <w:r>
           <w:rPr>
             <w:rStyle w:val="Hyperlink"/>
@@ -746,7 +746,7 @@
           <w:numId w:val="2"/>
         </w:numPr>
       </w:pPr>
-      <w:hyperlink w:history="1" r:id="rIdygflnm1vcxl_zfcyznrjs">
+      <w:hyperlink w:history="1" r:id="rId8pmenspt5i3enpego83a0">
         <w:r>
           <w:rPr>
             <w:rStyle w:val="Hyperlink"/>
@@ -766,7 +766,7 @@
           <w:numId w:val="2"/>
         </w:numPr>
       </w:pPr>
-      <w:hyperlink w:history="1" r:id="rIdojoxhh5zwsfcqpuoli5ok">
+      <w:hyperlink w:history="1" r:id="rIdky3lbyxdopcghxoupdsfi">
         <w:r>
           <w:rPr>
             <w:rStyle w:val="Hyperlink"/>
@@ -786,7 +786,7 @@
           <w:numId w:val="2"/>
         </w:numPr>
       </w:pPr>
-      <w:hyperlink w:history="1" r:id="rIdg2yd10ttfxsmecx2cqyxf">
+      <w:hyperlink w:history="1" r:id="rIdjrgsftzat9jjdvjjdbw2g">
         <w:r>
           <w:rPr>
             <w:rStyle w:val="Hyperlink"/>
@@ -806,7 +806,7 @@
           <w:numId w:val="2"/>
         </w:numPr>
       </w:pPr>
-      <w:hyperlink w:history="1" r:id="rId0waokjeywvpz2gyh5ffob">
+      <w:hyperlink w:history="1" r:id="rIdghezsvy5pevgu3nd9xheo">
         <w:r>
           <w:rPr>
             <w:rStyle w:val="Hyperlink"/>
@@ -854,7 +854,7 @@
       <w:r>
         <w:t xml:space="preserve"> — créé — </w:t>
       </w:r>
-      <w:hyperlink w:history="1" r:id="rId4c6cupjqwpbbmhj8rouzk">
+      <w:hyperlink w:history="1" r:id="rId9ae6uq066j9uq5l2g8hor">
         <w:r>
           <w:rPr>
             <w:rStyle w:val="Hyperlink"/>
@@ -891,7 +891,7 @@
       <w:r>
         <w:t xml:space="preserve"> — créé — </w:t>
       </w:r>
-      <w:hyperlink w:history="1" r:id="rIde4v3vqrbvox44vyjatbll">
+      <w:hyperlink w:history="1" r:id="rIdmarh2s90iwoc2y2mz71n7">
         <w:r>
           <w:rPr>
             <w:rStyle w:val="Hyperlink"/>
@@ -928,7 +928,7 @@
       <w:r>
         <w:t xml:space="preserve"> — modifié — </w:t>
       </w:r>
-      <w:hyperlink w:history="1" r:id="rIdwl5w2eyxntfnrsnyh9kr6">
+      <w:hyperlink w:history="1" r:id="rId_edejmxt4ui_opnqnpetz">
         <w:r>
           <w:rPr>
             <w:rStyle w:val="Hyperlink"/>
@@ -957,7 +957,7 @@
       <w:r>
         <w:t xml:space="preserve"> — modifié — </w:t>
       </w:r>
-      <w:hyperlink w:history="1" r:id="rId8fsmktcrqcosjpj1sfacm">
+      <w:hyperlink w:history="1" r:id="rIdmntbsubequ4eqf_8slrjy">
         <w:r>
           <w:rPr>
             <w:rStyle w:val="Hyperlink"/>
@@ -994,7 +994,7 @@
       <w:r>
         <w:t xml:space="preserve"> — modifié — </w:t>
       </w:r>
-      <w:hyperlink w:history="1" r:id="rId5nf-na5jbgiz7ebypfgai">
+      <w:hyperlink w:history="1" r:id="rId8g6rzvds6wsfcbumaq_q1">
         <w:r>
           <w:rPr>
             <w:rStyle w:val="Hyperlink"/>
@@ -1023,7 +1023,7 @@
       <w:r>
         <w:t xml:space="preserve"> — modifié — </w:t>
       </w:r>
-      <w:hyperlink w:history="1" r:id="rIdx5hztjxojxdqevaf9uckm">
+      <w:hyperlink w:history="1" r:id="rIdntdzd1xtzvf-p9v1os290">
         <w:r>
           <w:rPr>
             <w:rStyle w:val="Hyperlink"/>
@@ -1060,7 +1060,7 @@
       <w:r>
         <w:t xml:space="preserve"> — modifié — </w:t>
       </w:r>
-      <w:hyperlink w:history="1" r:id="rIdyy66gejg7enjjaydurtdo">
+      <w:hyperlink w:history="1" r:id="rIdvtxoy2p9pbhzmcfbci1q6">
         <w:r>
           <w:rPr>
             <w:rStyle w:val="Hyperlink"/>
@@ -1089,7 +1089,7 @@
       <w:r>
         <w:t xml:space="preserve"> — modifié — </w:t>
       </w:r>
-      <w:hyperlink w:history="1" r:id="rIdllcyalv73fmdn4h2ji_i7">
+      <w:hyperlink w:history="1" r:id="rIdvjrbhjvnz9picfvxc6wcq">
         <w:r>
           <w:rPr>
             <w:rStyle w:val="Hyperlink"/>
@@ -1126,7 +1126,7 @@
       <w:r>
         <w:t xml:space="preserve"> — modifié — </w:t>
       </w:r>
-      <w:hyperlink w:history="1" r:id="rIdlmxnjzvs-ewm_rdgyfnvv">
+      <w:hyperlink w:history="1" r:id="rIdvx7rrmp02tsax-435qkib">
         <w:r>
           <w:rPr>
             <w:rStyle w:val="Hyperlink"/>
@@ -1163,7 +1163,7 @@
       <w:r>
         <w:t xml:space="preserve"> — modifié — </w:t>
       </w:r>
-      <w:hyperlink w:history="1" r:id="rIdag48ns-gtizpmeehgszkl">
+      <w:hyperlink w:history="1" r:id="rIdayyjmvpe3nzgpgdmhdl3f">
         <w:r>
           <w:rPr>
             <w:rStyle w:val="Hyperlink"/>
@@ -1192,7 +1192,7 @@
       <w:r>
         <w:t xml:space="preserve"> — modifié — </w:t>
       </w:r>
-      <w:hyperlink w:history="1" r:id="rIdpxxjxuptgdamyvajvkkwm">
+      <w:hyperlink w:history="1" r:id="rIdhoci9rkwlobppwrcwmn_f">
         <w:r>
           <w:rPr>
             <w:rStyle w:val="Hyperlink"/>
@@ -1221,7 +1221,7 @@
       <w:r>
         <w:t xml:space="preserve"> — modifié — </w:t>
       </w:r>
-      <w:hyperlink w:history="1" r:id="rIdt10nmqro2cabmikgf9nqy">
+      <w:hyperlink w:history="1" r:id="rIdqsc4aca0tewir61-xh7ri">
         <w:r>
           <w:rPr>
             <w:rStyle w:val="Hyperlink"/>
@@ -1250,7 +1250,7 @@
       <w:r>
         <w:t xml:space="preserve"> — modifié — </w:t>
       </w:r>
-      <w:hyperlink w:history="1" r:id="rIdpbtomviuimozzasemyjef">
+      <w:hyperlink w:history="1" r:id="rId90w5huke9stzhav2ytg5g">
         <w:r>
           <w:rPr>
             <w:rStyle w:val="Hyperlink"/>

--- a/docs/developpement/phases/word/PHASE_11_REMONTEES_AU_COFFRE_ET_Z_DU_COFFRE.docx
+++ b/docs/developpement/phases/word/PHASE_11_REMONTEES_AU_COFFRE_ET_Z_DU_COFFRE.docx
@@ -20,7 +20,7 @@
       <w:r>
         <w:t xml:space="preserve">FlaiX Expert · dossier de développement · généré le 2026-10-19 depuis le dépôt </w:t>
       </w:r>
-      <w:hyperlink w:history="1" r:id="rIdmskpvht6elsq_qseyzdda">
+      <w:hyperlink w:history="1" r:id="rIdjxmebdvx8uly1u9m453i2">
         <w:r>
           <w:rPr>
             <w:rStyle w:val="Hyperlink"/>
@@ -746,7 +746,7 @@
           <w:numId w:val="2"/>
         </w:numPr>
       </w:pPr>
-      <w:hyperlink w:history="1" r:id="rId8pmenspt5i3enpego83a0">
+      <w:hyperlink w:history="1" r:id="rId2tw0j-eho_5pljl0panxz">
         <w:r>
           <w:rPr>
             <w:rStyle w:val="Hyperlink"/>
@@ -766,7 +766,7 @@
           <w:numId w:val="2"/>
         </w:numPr>
       </w:pPr>
-      <w:hyperlink w:history="1" r:id="rIdky3lbyxdopcghxoupdsfi">
+      <w:hyperlink w:history="1" r:id="rId_n06decpoa7cqlmkxcoxq">
         <w:r>
           <w:rPr>
             <w:rStyle w:val="Hyperlink"/>
@@ -786,7 +786,7 @@
           <w:numId w:val="2"/>
         </w:numPr>
       </w:pPr>
-      <w:hyperlink w:history="1" r:id="rIdjrgsftzat9jjdvjjdbw2g">
+      <w:hyperlink w:history="1" r:id="rIdy6lioevxlyck-fdflys4y">
         <w:r>
           <w:rPr>
             <w:rStyle w:val="Hyperlink"/>
@@ -806,7 +806,7 @@
           <w:numId w:val="2"/>
         </w:numPr>
       </w:pPr>
-      <w:hyperlink w:history="1" r:id="rIdghezsvy5pevgu3nd9xheo">
+      <w:hyperlink w:history="1" r:id="rIdr9q_mltgjxpk1mqmzqx5s">
         <w:r>
           <w:rPr>
             <w:rStyle w:val="Hyperlink"/>
@@ -854,7 +854,7 @@
       <w:r>
         <w:t xml:space="preserve"> — créé — </w:t>
       </w:r>
-      <w:hyperlink w:history="1" r:id="rId9ae6uq066j9uq5l2g8hor">
+      <w:hyperlink w:history="1" r:id="rIdpkhjq97sdc5owtz6w9f5h">
         <w:r>
           <w:rPr>
             <w:rStyle w:val="Hyperlink"/>
@@ -891,7 +891,7 @@
       <w:r>
         <w:t xml:space="preserve"> — créé — </w:t>
       </w:r>
-      <w:hyperlink w:history="1" r:id="rIdmarh2s90iwoc2y2mz71n7">
+      <w:hyperlink w:history="1" r:id="rIdnhdwinsii5iiqmodf1p8o">
         <w:r>
           <w:rPr>
             <w:rStyle w:val="Hyperlink"/>
@@ -928,7 +928,7 @@
       <w:r>
         <w:t xml:space="preserve"> — modifié — </w:t>
       </w:r>
-      <w:hyperlink w:history="1" r:id="rId_edejmxt4ui_opnqnpetz">
+      <w:hyperlink w:history="1" r:id="rIdvbc4iznszncwn0xljvo6d">
         <w:r>
           <w:rPr>
             <w:rStyle w:val="Hyperlink"/>
@@ -957,7 +957,7 @@
       <w:r>
         <w:t xml:space="preserve"> — modifié — </w:t>
       </w:r>
-      <w:hyperlink w:history="1" r:id="rIdmntbsubequ4eqf_8slrjy">
+      <w:hyperlink w:history="1" r:id="rIdkseqqegmrpwgovn0xk8iw">
         <w:r>
           <w:rPr>
             <w:rStyle w:val="Hyperlink"/>
@@ -994,7 +994,7 @@
       <w:r>
         <w:t xml:space="preserve"> — modifié — </w:t>
       </w:r>
-      <w:hyperlink w:history="1" r:id="rId8g6rzvds6wsfcbumaq_q1">
+      <w:hyperlink w:history="1" r:id="rIdel6jrmg0bimq4dgr3wqia">
         <w:r>
           <w:rPr>
             <w:rStyle w:val="Hyperlink"/>
@@ -1023,7 +1023,7 @@
       <w:r>
         <w:t xml:space="preserve"> — modifié — </w:t>
       </w:r>
-      <w:hyperlink w:history="1" r:id="rIdntdzd1xtzvf-p9v1os290">
+      <w:hyperlink w:history="1" r:id="rIdkshtvzzibb0ngtci99_ym">
         <w:r>
           <w:rPr>
             <w:rStyle w:val="Hyperlink"/>
@@ -1060,7 +1060,7 @@
       <w:r>
         <w:t xml:space="preserve"> — modifié — </w:t>
       </w:r>
-      <w:hyperlink w:history="1" r:id="rIdvtxoy2p9pbhzmcfbci1q6">
+      <w:hyperlink w:history="1" r:id="rIdh-4vl4hof7p262l0c5x9m">
         <w:r>
           <w:rPr>
             <w:rStyle w:val="Hyperlink"/>
@@ -1089,7 +1089,7 @@
       <w:r>
         <w:t xml:space="preserve"> — modifié — </w:t>
       </w:r>
-      <w:hyperlink w:history="1" r:id="rIdvjrbhjvnz9picfvxc6wcq">
+      <w:hyperlink w:history="1" r:id="rIdaackb0yprmkk-nehck4nw">
         <w:r>
           <w:rPr>
             <w:rStyle w:val="Hyperlink"/>
@@ -1126,7 +1126,7 @@
       <w:r>
         <w:t xml:space="preserve"> — modifié — </w:t>
       </w:r>
-      <w:hyperlink w:history="1" r:id="rIdvx7rrmp02tsax-435qkib">
+      <w:hyperlink w:history="1" r:id="rId6sralm0s75cvdf5jwq_c6">
         <w:r>
           <w:rPr>
             <w:rStyle w:val="Hyperlink"/>
@@ -1163,7 +1163,7 @@
       <w:r>
         <w:t xml:space="preserve"> — modifié — </w:t>
       </w:r>
-      <w:hyperlink w:history="1" r:id="rIdayyjmvpe3nzgpgdmhdl3f">
+      <w:hyperlink w:history="1" r:id="rIdrhpckr9oeh7w6evh8agvr">
         <w:r>
           <w:rPr>
             <w:rStyle w:val="Hyperlink"/>
@@ -1192,7 +1192,7 @@
       <w:r>
         <w:t xml:space="preserve"> — modifié — </w:t>
       </w:r>
-      <w:hyperlink w:history="1" r:id="rIdhoci9rkwlobppwrcwmn_f">
+      <w:hyperlink w:history="1" r:id="rIdqbj8lqm_2ekwqtqnavh0q">
         <w:r>
           <w:rPr>
             <w:rStyle w:val="Hyperlink"/>
@@ -1221,7 +1221,7 @@
       <w:r>
         <w:t xml:space="preserve"> — modifié — </w:t>
       </w:r>
-      <w:hyperlink w:history="1" r:id="rIdqsc4aca0tewir61-xh7ri">
+      <w:hyperlink w:history="1" r:id="rIdofbvezje4iwkpjcwzlpwc">
         <w:r>
           <w:rPr>
             <w:rStyle w:val="Hyperlink"/>
@@ -1250,7 +1250,7 @@
       <w:r>
         <w:t xml:space="preserve"> — modifié — </w:t>
       </w:r>
-      <w:hyperlink w:history="1" r:id="rId90w5huke9stzhav2ytg5g">
+      <w:hyperlink w:history="1" r:id="rIdik_ktlojv5ketxewemx0j">
         <w:r>
           <w:rPr>
             <w:rStyle w:val="Hyperlink"/>

--- a/docs/developpement/phases/word/PHASE_11_REMONTEES_AU_COFFRE_ET_Z_DU_COFFRE.docx
+++ b/docs/developpement/phases/word/PHASE_11_REMONTEES_AU_COFFRE_ET_Z_DU_COFFRE.docx
@@ -20,7 +20,7 @@
       <w:r>
         <w:t xml:space="preserve">FlaiX Expert · dossier de développement · généré le 2026-10-19 depuis le dépôt </w:t>
       </w:r>
-      <w:hyperlink w:history="1" r:id="rIdjxmebdvx8uly1u9m453i2">
+      <w:hyperlink w:history="1" r:id="rId7wked0q4gikacd7ytdyso">
         <w:r>
           <w:rPr>
             <w:rStyle w:val="Hyperlink"/>
@@ -746,7 +746,7 @@
           <w:numId w:val="2"/>
         </w:numPr>
       </w:pPr>
-      <w:hyperlink w:history="1" r:id="rId2tw0j-eho_5pljl0panxz">
+      <w:hyperlink w:history="1" r:id="rIdowhwt9wvaqaxwt4m-hu7h">
         <w:r>
           <w:rPr>
             <w:rStyle w:val="Hyperlink"/>
@@ -766,7 +766,7 @@
           <w:numId w:val="2"/>
         </w:numPr>
       </w:pPr>
-      <w:hyperlink w:history="1" r:id="rId_n06decpoa7cqlmkxcoxq">
+      <w:hyperlink w:history="1" r:id="rIdwojmbwyq_gw1o6jw3qohj">
         <w:r>
           <w:rPr>
             <w:rStyle w:val="Hyperlink"/>
@@ -786,7 +786,7 @@
           <w:numId w:val="2"/>
         </w:numPr>
       </w:pPr>
-      <w:hyperlink w:history="1" r:id="rIdy6lioevxlyck-fdflys4y">
+      <w:hyperlink w:history="1" r:id="rIdsousqbukehatd08pfgbbm">
         <w:r>
           <w:rPr>
             <w:rStyle w:val="Hyperlink"/>
@@ -806,7 +806,7 @@
           <w:numId w:val="2"/>
         </w:numPr>
       </w:pPr>
-      <w:hyperlink w:history="1" r:id="rIdr9q_mltgjxpk1mqmzqx5s">
+      <w:hyperlink w:history="1" r:id="rIdbzwdj7-eiqujidvw6olkk">
         <w:r>
           <w:rPr>
             <w:rStyle w:val="Hyperlink"/>
@@ -854,7 +854,7 @@
       <w:r>
         <w:t xml:space="preserve"> — créé — </w:t>
       </w:r>
-      <w:hyperlink w:history="1" r:id="rIdpkhjq97sdc5owtz6w9f5h">
+      <w:hyperlink w:history="1" r:id="rIdm-sdn0ugyfolzbdckauqh">
         <w:r>
           <w:rPr>
             <w:rStyle w:val="Hyperlink"/>
@@ -891,7 +891,7 @@
       <w:r>
         <w:t xml:space="preserve"> — créé — </w:t>
       </w:r>
-      <w:hyperlink w:history="1" r:id="rIdnhdwinsii5iiqmodf1p8o">
+      <w:hyperlink w:history="1" r:id="rIdix5gf2lybkwyd4ym3xvys">
         <w:r>
           <w:rPr>
             <w:rStyle w:val="Hyperlink"/>
@@ -928,7 +928,7 @@
       <w:r>
         <w:t xml:space="preserve"> — modifié — </w:t>
       </w:r>
-      <w:hyperlink w:history="1" r:id="rIdvbc4iznszncwn0xljvo6d">
+      <w:hyperlink w:history="1" r:id="rIdxywxzs3v7cmnkhi5ge4m0">
         <w:r>
           <w:rPr>
             <w:rStyle w:val="Hyperlink"/>
@@ -957,7 +957,7 @@
       <w:r>
         <w:t xml:space="preserve"> — modifié — </w:t>
       </w:r>
-      <w:hyperlink w:history="1" r:id="rIdkseqqegmrpwgovn0xk8iw">
+      <w:hyperlink w:history="1" r:id="rIdstbaoc9kqkl8wdjbocxsw">
         <w:r>
           <w:rPr>
             <w:rStyle w:val="Hyperlink"/>
@@ -994,7 +994,7 @@
       <w:r>
         <w:t xml:space="preserve"> — modifié — </w:t>
       </w:r>
-      <w:hyperlink w:history="1" r:id="rIdel6jrmg0bimq4dgr3wqia">
+      <w:hyperlink w:history="1" r:id="rIdkm1h5hev0wnrx3qslxdxg">
         <w:r>
           <w:rPr>
             <w:rStyle w:val="Hyperlink"/>
@@ -1023,7 +1023,7 @@
       <w:r>
         <w:t xml:space="preserve"> — modifié — </w:t>
       </w:r>
-      <w:hyperlink w:history="1" r:id="rIdkshtvzzibb0ngtci99_ym">
+      <w:hyperlink w:history="1" r:id="rIdmbiw0hjj7xgkyr7jh_cyv">
         <w:r>
           <w:rPr>
             <w:rStyle w:val="Hyperlink"/>
@@ -1060,7 +1060,7 @@
       <w:r>
         <w:t xml:space="preserve"> — modifié — </w:t>
       </w:r>
-      <w:hyperlink w:history="1" r:id="rIdh-4vl4hof7p262l0c5x9m">
+      <w:hyperlink w:history="1" r:id="rId7dmffr16x4rn9xydspy2b">
         <w:r>
           <w:rPr>
             <w:rStyle w:val="Hyperlink"/>
@@ -1089,7 +1089,7 @@
       <w:r>
         <w:t xml:space="preserve"> — modifié — </w:t>
       </w:r>
-      <w:hyperlink w:history="1" r:id="rIdaackb0yprmkk-nehck4nw">
+      <w:hyperlink w:history="1" r:id="rIdk11u2u1gucswwtu_bz7qd">
         <w:r>
           <w:rPr>
             <w:rStyle w:val="Hyperlink"/>
@@ -1126,7 +1126,7 @@
       <w:r>
         <w:t xml:space="preserve"> — modifié — </w:t>
       </w:r>
-      <w:hyperlink w:history="1" r:id="rId6sralm0s75cvdf5jwq_c6">
+      <w:hyperlink w:history="1" r:id="rIdmgm7b7h9q5_i-gygcqgyl">
         <w:r>
           <w:rPr>
             <w:rStyle w:val="Hyperlink"/>
@@ -1163,7 +1163,7 @@
       <w:r>
         <w:t xml:space="preserve"> — modifié — </w:t>
       </w:r>
-      <w:hyperlink w:history="1" r:id="rIdrhpckr9oeh7w6evh8agvr">
+      <w:hyperlink w:history="1" r:id="rIdkq-1wh4cewh8viqxvbex6">
         <w:r>
           <w:rPr>
             <w:rStyle w:val="Hyperlink"/>
@@ -1192,7 +1192,7 @@
       <w:r>
         <w:t xml:space="preserve"> — modifié — </w:t>
       </w:r>
-      <w:hyperlink w:history="1" r:id="rIdqbj8lqm_2ekwqtqnavh0q">
+      <w:hyperlink w:history="1" r:id="rIdylki-h6ihz3hnekxkfvxq">
         <w:r>
           <w:rPr>
             <w:rStyle w:val="Hyperlink"/>
@@ -1221,7 +1221,7 @@
       <w:r>
         <w:t xml:space="preserve"> — modifié — </w:t>
       </w:r>
-      <w:hyperlink w:history="1" r:id="rIdofbvezje4iwkpjcwzlpwc">
+      <w:hyperlink w:history="1" r:id="rIdbgem4ilm-s3h_wuqiqq8e">
         <w:r>
           <w:rPr>
             <w:rStyle w:val="Hyperlink"/>
@@ -1250,7 +1250,7 @@
       <w:r>
         <w:t xml:space="preserve"> — modifié — </w:t>
       </w:r>
-      <w:hyperlink w:history="1" r:id="rIdik_ktlojv5ketxewemx0j">
+      <w:hyperlink w:history="1" r:id="rIdkjqj3mpenpgyupafhduxo">
         <w:r>
           <w:rPr>
             <w:rStyle w:val="Hyperlink"/>

--- a/docs/developpement/phases/word/PHASE_11_REMONTEES_AU_COFFRE_ET_Z_DU_COFFRE.docx
+++ b/docs/developpement/phases/word/PHASE_11_REMONTEES_AU_COFFRE_ET_Z_DU_COFFRE.docx
@@ -20,7 +20,7 @@
       <w:r>
         <w:t xml:space="preserve">FlaiX Expert · dossier de développement · généré le 2026-10-19 depuis le dépôt </w:t>
       </w:r>
-      <w:hyperlink w:history="1" r:id="rId7wked0q4gikacd7ytdyso">
+      <w:hyperlink w:history="1" r:id="rIdjmx5ti_wyrylrwekriilq">
         <w:r>
           <w:rPr>
             <w:rStyle w:val="Hyperlink"/>
@@ -746,7 +746,7 @@
           <w:numId w:val="2"/>
         </w:numPr>
       </w:pPr>
-      <w:hyperlink w:history="1" r:id="rIdowhwt9wvaqaxwt4m-hu7h">
+      <w:hyperlink w:history="1" r:id="rId42p178vtgcby7tpfugew8">
         <w:r>
           <w:rPr>
             <w:rStyle w:val="Hyperlink"/>
@@ -766,7 +766,7 @@
           <w:numId w:val="2"/>
         </w:numPr>
       </w:pPr>
-      <w:hyperlink w:history="1" r:id="rIdwojmbwyq_gw1o6jw3qohj">
+      <w:hyperlink w:history="1" r:id="rIdkfz_o1f1rgi3sh2rtqzpu">
         <w:r>
           <w:rPr>
             <w:rStyle w:val="Hyperlink"/>
@@ -786,7 +786,7 @@
           <w:numId w:val="2"/>
         </w:numPr>
       </w:pPr>
-      <w:hyperlink w:history="1" r:id="rIdsousqbukehatd08pfgbbm">
+      <w:hyperlink w:history="1" r:id="rIdcjpj2wlbuuhvwh6huegx6">
         <w:r>
           <w:rPr>
             <w:rStyle w:val="Hyperlink"/>
@@ -806,7 +806,7 @@
           <w:numId w:val="2"/>
         </w:numPr>
       </w:pPr>
-      <w:hyperlink w:history="1" r:id="rIdbzwdj7-eiqujidvw6olkk">
+      <w:hyperlink w:history="1" r:id="rIdrb8pmlptqcd-u1bsecvsl">
         <w:r>
           <w:rPr>
             <w:rStyle w:val="Hyperlink"/>
@@ -854,7 +854,7 @@
       <w:r>
         <w:t xml:space="preserve"> — créé — </w:t>
       </w:r>
-      <w:hyperlink w:history="1" r:id="rIdm-sdn0ugyfolzbdckauqh">
+      <w:hyperlink w:history="1" r:id="rIdb6ygewsppkoct54ecsxgd">
         <w:r>
           <w:rPr>
             <w:rStyle w:val="Hyperlink"/>
@@ -891,7 +891,7 @@
       <w:r>
         <w:t xml:space="preserve"> — créé — </w:t>
       </w:r>
-      <w:hyperlink w:history="1" r:id="rIdix5gf2lybkwyd4ym3xvys">
+      <w:hyperlink w:history="1" r:id="rId22fphmllmbs69l3zimfmz">
         <w:r>
           <w:rPr>
             <w:rStyle w:val="Hyperlink"/>
@@ -928,7 +928,7 @@
       <w:r>
         <w:t xml:space="preserve"> — modifié — </w:t>
       </w:r>
-      <w:hyperlink w:history="1" r:id="rIdxywxzs3v7cmnkhi5ge4m0">
+      <w:hyperlink w:history="1" r:id="rIdvncb_dkc_4y299kl2128h">
         <w:r>
           <w:rPr>
             <w:rStyle w:val="Hyperlink"/>
@@ -957,7 +957,7 @@
       <w:r>
         <w:t xml:space="preserve"> — modifié — </w:t>
       </w:r>
-      <w:hyperlink w:history="1" r:id="rIdstbaoc9kqkl8wdjbocxsw">
+      <w:hyperlink w:history="1" r:id="rIdedurhoiy2v_acvaxlzzbi">
         <w:r>
           <w:rPr>
             <w:rStyle w:val="Hyperlink"/>
@@ -994,7 +994,7 @@
       <w:r>
         <w:t xml:space="preserve"> — modifié — </w:t>
       </w:r>
-      <w:hyperlink w:history="1" r:id="rIdkm1h5hev0wnrx3qslxdxg">
+      <w:hyperlink w:history="1" r:id="rIdtz5p70o1g_q9qctkimshn">
         <w:r>
           <w:rPr>
             <w:rStyle w:val="Hyperlink"/>
@@ -1023,7 +1023,7 @@
       <w:r>
         <w:t xml:space="preserve"> — modifié — </w:t>
       </w:r>
-      <w:hyperlink w:history="1" r:id="rIdmbiw0hjj7xgkyr7jh_cyv">
+      <w:hyperlink w:history="1" r:id="rIdgmykeiwjrezsnxwovztre">
         <w:r>
           <w:rPr>
             <w:rStyle w:val="Hyperlink"/>
@@ -1060,7 +1060,7 @@
       <w:r>
         <w:t xml:space="preserve"> — modifié — </w:t>
       </w:r>
-      <w:hyperlink w:history="1" r:id="rId7dmffr16x4rn9xydspy2b">
+      <w:hyperlink w:history="1" r:id="rIdk9fxbpf-tfbw5mctmsy5p">
         <w:r>
           <w:rPr>
             <w:rStyle w:val="Hyperlink"/>
@@ -1089,7 +1089,7 @@
       <w:r>
         <w:t xml:space="preserve"> — modifié — </w:t>
       </w:r>
-      <w:hyperlink w:history="1" r:id="rIdk11u2u1gucswwtu_bz7qd">
+      <w:hyperlink w:history="1" r:id="rIddjosrvnon7-1i22cslrdj">
         <w:r>
           <w:rPr>
             <w:rStyle w:val="Hyperlink"/>
@@ -1126,7 +1126,7 @@
       <w:r>
         <w:t xml:space="preserve"> — modifié — </w:t>
       </w:r>
-      <w:hyperlink w:history="1" r:id="rIdmgm7b7h9q5_i-gygcqgyl">
+      <w:hyperlink w:history="1" r:id="rIdiztcluvdqgp_ulztox0hz">
         <w:r>
           <w:rPr>
             <w:rStyle w:val="Hyperlink"/>
@@ -1163,7 +1163,7 @@
       <w:r>
         <w:t xml:space="preserve"> — modifié — </w:t>
       </w:r>
-      <w:hyperlink w:history="1" r:id="rIdkq-1wh4cewh8viqxvbex6">
+      <w:hyperlink w:history="1" r:id="rIdw21evudyopwjdirfghqx4">
         <w:r>
           <w:rPr>
             <w:rStyle w:val="Hyperlink"/>
@@ -1192,7 +1192,7 @@
       <w:r>
         <w:t xml:space="preserve"> — modifié — </w:t>
       </w:r>
-      <w:hyperlink w:history="1" r:id="rIdylki-h6ihz3hnekxkfvxq">
+      <w:hyperlink w:history="1" r:id="rIdhggtycowwii8gqr8secze">
         <w:r>
           <w:rPr>
             <w:rStyle w:val="Hyperlink"/>
@@ -1221,7 +1221,7 @@
       <w:r>
         <w:t xml:space="preserve"> — modifié — </w:t>
       </w:r>
-      <w:hyperlink w:history="1" r:id="rIdbgem4ilm-s3h_wuqiqq8e">
+      <w:hyperlink w:history="1" r:id="rId-a8hpvilqgsj5z7-lyufm">
         <w:r>
           <w:rPr>
             <w:rStyle w:val="Hyperlink"/>
@@ -1250,7 +1250,7 @@
       <w:r>
         <w:t xml:space="preserve"> — modifié — </w:t>
       </w:r>
-      <w:hyperlink w:history="1" r:id="rIdkjqj3mpenpgyupafhduxo">
+      <w:hyperlink w:history="1" r:id="rIdfxfelskq4quxxtjfjomra">
         <w:r>
           <w:rPr>
             <w:rStyle w:val="Hyperlink"/>

--- a/docs/developpement/phases/word/PHASE_11_REMONTEES_AU_COFFRE_ET_Z_DU_COFFRE.docx
+++ b/docs/developpement/phases/word/PHASE_11_REMONTEES_AU_COFFRE_ET_Z_DU_COFFRE.docx
@@ -18,9 +18,9 @@
         <w:shd w:fill="F6F3FF" w:color="auto" w:val="clear"/>
       </w:pPr>
       <w:r>
-        <w:t xml:space="preserve">FlaiX Expert · dossier de développement · généré le 2026-10-19 depuis le dépôt </w:t>
-      </w:r>
-      <w:hyperlink w:history="1" r:id="rIdjmx5ti_wyrylrwekriilq">
+        <w:t xml:space="preserve">FlaiX Expert · dossier de développement · généré le 2026-10-21 depuis le dépôt </w:t>
+      </w:r>
+      <w:hyperlink w:history="1" r:id="rIdkuj3ddqzyeuwoja7r_ebi">
         <w:r>
           <w:rPr>
             <w:rStyle w:val="Hyperlink"/>
@@ -746,7 +746,7 @@
           <w:numId w:val="2"/>
         </w:numPr>
       </w:pPr>
-      <w:hyperlink w:history="1" r:id="rId42p178vtgcby7tpfugew8">
+      <w:hyperlink w:history="1" r:id="rIdo7hhowhbihqeel674lazo">
         <w:r>
           <w:rPr>
             <w:rStyle w:val="Hyperlink"/>
@@ -766,7 +766,7 @@
           <w:numId w:val="2"/>
         </w:numPr>
       </w:pPr>
-      <w:hyperlink w:history="1" r:id="rIdkfz_o1f1rgi3sh2rtqzpu">
+      <w:hyperlink w:history="1" r:id="rIdadvaerd1xfskamam7rgq9">
         <w:r>
           <w:rPr>
             <w:rStyle w:val="Hyperlink"/>
@@ -786,7 +786,7 @@
           <w:numId w:val="2"/>
         </w:numPr>
       </w:pPr>
-      <w:hyperlink w:history="1" r:id="rIdcjpj2wlbuuhvwh6huegx6">
+      <w:hyperlink w:history="1" r:id="rIdtepmqxmctq0ybpn1v1pfd">
         <w:r>
           <w:rPr>
             <w:rStyle w:val="Hyperlink"/>
@@ -806,7 +806,7 @@
           <w:numId w:val="2"/>
         </w:numPr>
       </w:pPr>
-      <w:hyperlink w:history="1" r:id="rIdrb8pmlptqcd-u1bsecvsl">
+      <w:hyperlink w:history="1" r:id="rIdc2-qlzqjz_dngwvh72n2w">
         <w:r>
           <w:rPr>
             <w:rStyle w:val="Hyperlink"/>
@@ -854,7 +854,7 @@
       <w:r>
         <w:t xml:space="preserve"> — créé — </w:t>
       </w:r>
-      <w:hyperlink w:history="1" r:id="rIdb6ygewsppkoct54ecsxgd">
+      <w:hyperlink w:history="1" r:id="rIdghmq6m2viu-ltbv8a0_o7">
         <w:r>
           <w:rPr>
             <w:rStyle w:val="Hyperlink"/>
@@ -891,7 +891,7 @@
       <w:r>
         <w:t xml:space="preserve"> — créé — </w:t>
       </w:r>
-      <w:hyperlink w:history="1" r:id="rId22fphmllmbs69l3zimfmz">
+      <w:hyperlink w:history="1" r:id="rIdmrcanznonjs6076zjxnws">
         <w:r>
           <w:rPr>
             <w:rStyle w:val="Hyperlink"/>
@@ -928,7 +928,7 @@
       <w:r>
         <w:t xml:space="preserve"> — modifié — </w:t>
       </w:r>
-      <w:hyperlink w:history="1" r:id="rIdvncb_dkc_4y299kl2128h">
+      <w:hyperlink w:history="1" r:id="rIdmtf597jjarvgc4iwwjqqt">
         <w:r>
           <w:rPr>
             <w:rStyle w:val="Hyperlink"/>
@@ -957,7 +957,7 @@
       <w:r>
         <w:t xml:space="preserve"> — modifié — </w:t>
       </w:r>
-      <w:hyperlink w:history="1" r:id="rIdedurhoiy2v_acvaxlzzbi">
+      <w:hyperlink w:history="1" r:id="rIdwh_vebrzjkfulssnpuglu">
         <w:r>
           <w:rPr>
             <w:rStyle w:val="Hyperlink"/>
@@ -994,7 +994,7 @@
       <w:r>
         <w:t xml:space="preserve"> — modifié — </w:t>
       </w:r>
-      <w:hyperlink w:history="1" r:id="rIdtz5p70o1g_q9qctkimshn">
+      <w:hyperlink w:history="1" r:id="rId60ehvurhpmnyctdgt4vo4">
         <w:r>
           <w:rPr>
             <w:rStyle w:val="Hyperlink"/>
@@ -1023,7 +1023,7 @@
       <w:r>
         <w:t xml:space="preserve"> — modifié — </w:t>
       </w:r>
-      <w:hyperlink w:history="1" r:id="rIdgmykeiwjrezsnxwovztre">
+      <w:hyperlink w:history="1" r:id="rId6wdrbo5ptdqkx8qkebodo">
         <w:r>
           <w:rPr>
             <w:rStyle w:val="Hyperlink"/>
@@ -1060,7 +1060,7 @@
       <w:r>
         <w:t xml:space="preserve"> — modifié — </w:t>
       </w:r>
-      <w:hyperlink w:history="1" r:id="rIdk9fxbpf-tfbw5mctmsy5p">
+      <w:hyperlink w:history="1" r:id="rIdkdzpjle-svfqvfch8ky8o">
         <w:r>
           <w:rPr>
             <w:rStyle w:val="Hyperlink"/>
@@ -1089,7 +1089,7 @@
       <w:r>
         <w:t xml:space="preserve"> — modifié — </w:t>
       </w:r>
-      <w:hyperlink w:history="1" r:id="rIddjosrvnon7-1i22cslrdj">
+      <w:hyperlink w:history="1" r:id="rIdg3cyrbtmyc7mk6ztvtdz0">
         <w:r>
           <w:rPr>
             <w:rStyle w:val="Hyperlink"/>
@@ -1126,7 +1126,7 @@
       <w:r>
         <w:t xml:space="preserve"> — modifié — </w:t>
       </w:r>
-      <w:hyperlink w:history="1" r:id="rIdiztcluvdqgp_ulztox0hz">
+      <w:hyperlink w:history="1" r:id="rId249jtjz0m2oom4kakblil">
         <w:r>
           <w:rPr>
             <w:rStyle w:val="Hyperlink"/>
@@ -1163,7 +1163,7 @@
       <w:r>
         <w:t xml:space="preserve"> — modifié — </w:t>
       </w:r>
-      <w:hyperlink w:history="1" r:id="rIdw21evudyopwjdirfghqx4">
+      <w:hyperlink w:history="1" r:id="rIdtljme2rxdb37eclvc4npo">
         <w:r>
           <w:rPr>
             <w:rStyle w:val="Hyperlink"/>
@@ -1192,7 +1192,7 @@
       <w:r>
         <w:t xml:space="preserve"> — modifié — </w:t>
       </w:r>
-      <w:hyperlink w:history="1" r:id="rIdhggtycowwii8gqr8secze">
+      <w:hyperlink w:history="1" r:id="rIdfb34tqc94ha_gqq_10cao">
         <w:r>
           <w:rPr>
             <w:rStyle w:val="Hyperlink"/>
@@ -1221,7 +1221,7 @@
       <w:r>
         <w:t xml:space="preserve"> — modifié — </w:t>
       </w:r>
-      <w:hyperlink w:history="1" r:id="rId-a8hpvilqgsj5z7-lyufm">
+      <w:hyperlink w:history="1" r:id="rIdxbinj-v7bttqos5-w1p9-">
         <w:r>
           <w:rPr>
             <w:rStyle w:val="Hyperlink"/>
@@ -1250,7 +1250,7 @@
       <w:r>
         <w:t xml:space="preserve"> — modifié — </w:t>
       </w:r>
-      <w:hyperlink w:history="1" r:id="rIdfxfelskq4quxxtjfjomra">
+      <w:hyperlink w:history="1" r:id="rIdk5gxgecoz8_nm1cxyg9pm">
         <w:r>
           <w:rPr>
             <w:rStyle w:val="Hyperlink"/>

--- a/docs/developpement/phases/word/PHASE_11_REMONTEES_AU_COFFRE_ET_Z_DU_COFFRE.docx
+++ b/docs/developpement/phases/word/PHASE_11_REMONTEES_AU_COFFRE_ET_Z_DU_COFFRE.docx
@@ -20,7 +20,7 @@
       <w:r>
         <w:t xml:space="preserve">FlaiX Expert · dossier de développement · généré le 2026-10-21 depuis le dépôt </w:t>
       </w:r>
-      <w:hyperlink w:history="1" r:id="rIdkuj3ddqzyeuwoja7r_ebi">
+      <w:hyperlink w:history="1" r:id="rId7pbk8-ymrxsv2eapyzcwp">
         <w:r>
           <w:rPr>
             <w:rStyle w:val="Hyperlink"/>
@@ -746,7 +746,7 @@
           <w:numId w:val="2"/>
         </w:numPr>
       </w:pPr>
-      <w:hyperlink w:history="1" r:id="rIdo7hhowhbihqeel674lazo">
+      <w:hyperlink w:history="1" r:id="rIdutrcuwharsfumh7luiku-">
         <w:r>
           <w:rPr>
             <w:rStyle w:val="Hyperlink"/>
@@ -766,7 +766,7 @@
           <w:numId w:val="2"/>
         </w:numPr>
       </w:pPr>
-      <w:hyperlink w:history="1" r:id="rIdadvaerd1xfskamam7rgq9">
+      <w:hyperlink w:history="1" r:id="rIdqavk4uf7qdrvhurfnxa0v">
         <w:r>
           <w:rPr>
             <w:rStyle w:val="Hyperlink"/>
@@ -786,7 +786,7 @@
           <w:numId w:val="2"/>
         </w:numPr>
       </w:pPr>
-      <w:hyperlink w:history="1" r:id="rIdtepmqxmctq0ybpn1v1pfd">
+      <w:hyperlink w:history="1" r:id="rIdssndm-idu3wmltbnvs89h">
         <w:r>
           <w:rPr>
             <w:rStyle w:val="Hyperlink"/>
@@ -806,7 +806,7 @@
           <w:numId w:val="2"/>
         </w:numPr>
       </w:pPr>
-      <w:hyperlink w:history="1" r:id="rIdc2-qlzqjz_dngwvh72n2w">
+      <w:hyperlink w:history="1" r:id="rIdg38cxmvlryzgzelun1s59">
         <w:r>
           <w:rPr>
             <w:rStyle w:val="Hyperlink"/>
@@ -854,7 +854,7 @@
       <w:r>
         <w:t xml:space="preserve"> — créé — </w:t>
       </w:r>
-      <w:hyperlink w:history="1" r:id="rIdghmq6m2viu-ltbv8a0_o7">
+      <w:hyperlink w:history="1" r:id="rIdt3u0ggw1bnbdval3edvev">
         <w:r>
           <w:rPr>
             <w:rStyle w:val="Hyperlink"/>
@@ -891,7 +891,7 @@
       <w:r>
         <w:t xml:space="preserve"> — créé — </w:t>
       </w:r>
-      <w:hyperlink w:history="1" r:id="rIdmrcanznonjs6076zjxnws">
+      <w:hyperlink w:history="1" r:id="rId-ancz0jdckfvirok3kiie">
         <w:r>
           <w:rPr>
             <w:rStyle w:val="Hyperlink"/>
@@ -928,7 +928,7 @@
       <w:r>
         <w:t xml:space="preserve"> — modifié — </w:t>
       </w:r>
-      <w:hyperlink w:history="1" r:id="rIdmtf597jjarvgc4iwwjqqt">
+      <w:hyperlink w:history="1" r:id="rIdrq6gdcunlk-9ghosceh7t">
         <w:r>
           <w:rPr>
             <w:rStyle w:val="Hyperlink"/>
@@ -957,7 +957,7 @@
       <w:r>
         <w:t xml:space="preserve"> — modifié — </w:t>
       </w:r>
-      <w:hyperlink w:history="1" r:id="rIdwh_vebrzjkfulssnpuglu">
+      <w:hyperlink w:history="1" r:id="rIdc1v9am89ddk-8laiam2th">
         <w:r>
           <w:rPr>
             <w:rStyle w:val="Hyperlink"/>
@@ -994,7 +994,7 @@
       <w:r>
         <w:t xml:space="preserve"> — modifié — </w:t>
       </w:r>
-      <w:hyperlink w:history="1" r:id="rId60ehvurhpmnyctdgt4vo4">
+      <w:hyperlink w:history="1" r:id="rIdyygueo2qycy7tpchhqnqi">
         <w:r>
           <w:rPr>
             <w:rStyle w:val="Hyperlink"/>
@@ -1023,7 +1023,7 @@
       <w:r>
         <w:t xml:space="preserve"> — modifié — </w:t>
       </w:r>
-      <w:hyperlink w:history="1" r:id="rId6wdrbo5ptdqkx8qkebodo">
+      <w:hyperlink w:history="1" r:id="rIdg1vlbe-gnkljvabsvchlt">
         <w:r>
           <w:rPr>
             <w:rStyle w:val="Hyperlink"/>
@@ -1060,7 +1060,7 @@
       <w:r>
         <w:t xml:space="preserve"> — modifié — </w:t>
       </w:r>
-      <w:hyperlink w:history="1" r:id="rIdkdzpjle-svfqvfch8ky8o">
+      <w:hyperlink w:history="1" r:id="rId_ptonox4dlrzypbumeu-p">
         <w:r>
           <w:rPr>
             <w:rStyle w:val="Hyperlink"/>
@@ -1089,7 +1089,7 @@
       <w:r>
         <w:t xml:space="preserve"> — modifié — </w:t>
       </w:r>
-      <w:hyperlink w:history="1" r:id="rIdg3cyrbtmyc7mk6ztvtdz0">
+      <w:hyperlink w:history="1" r:id="rId917946jzf4t30uviy1xwy">
         <w:r>
           <w:rPr>
             <w:rStyle w:val="Hyperlink"/>
@@ -1126,7 +1126,7 @@
       <w:r>
         <w:t xml:space="preserve"> — modifié — </w:t>
       </w:r>
-      <w:hyperlink w:history="1" r:id="rId249jtjz0m2oom4kakblil">
+      <w:hyperlink w:history="1" r:id="rIdijd4lqoa6z3zqkqzuzoiw">
         <w:r>
           <w:rPr>
             <w:rStyle w:val="Hyperlink"/>
@@ -1163,7 +1163,7 @@
       <w:r>
         <w:t xml:space="preserve"> — modifié — </w:t>
       </w:r>
-      <w:hyperlink w:history="1" r:id="rIdtljme2rxdb37eclvc4npo">
+      <w:hyperlink w:history="1" r:id="rIdhk8uop42y3wkqk_spvw7r">
         <w:r>
           <w:rPr>
             <w:rStyle w:val="Hyperlink"/>
@@ -1192,7 +1192,7 @@
       <w:r>
         <w:t xml:space="preserve"> — modifié — </w:t>
       </w:r>
-      <w:hyperlink w:history="1" r:id="rIdfb34tqc94ha_gqq_10cao">
+      <w:hyperlink w:history="1" r:id="rIdwcpq_b9eqxcvnwveiscl3">
         <w:r>
           <w:rPr>
             <w:rStyle w:val="Hyperlink"/>
@@ -1221,7 +1221,7 @@
       <w:r>
         <w:t xml:space="preserve"> — modifié — </w:t>
       </w:r>
-      <w:hyperlink w:history="1" r:id="rIdxbinj-v7bttqos5-w1p9-">
+      <w:hyperlink w:history="1" r:id="rId3jlpbvvhuyaiksu_k-q6w">
         <w:r>
           <w:rPr>
             <w:rStyle w:val="Hyperlink"/>
@@ -1250,7 +1250,7 @@
       <w:r>
         <w:t xml:space="preserve"> — modifié — </w:t>
       </w:r>
-      <w:hyperlink w:history="1" r:id="rIdk5gxgecoz8_nm1cxyg9pm">
+      <w:hyperlink w:history="1" r:id="rIds4hr3wcmb4u3vmdhges_x">
         <w:r>
           <w:rPr>
             <w:rStyle w:val="Hyperlink"/>

--- a/docs/developpement/phases/word/PHASE_11_REMONTEES_AU_COFFRE_ET_Z_DU_COFFRE.docx
+++ b/docs/developpement/phases/word/PHASE_11_REMONTEES_AU_COFFRE_ET_Z_DU_COFFRE.docx
@@ -18,9 +18,9 @@
         <w:shd w:fill="F6F3FF" w:color="auto" w:val="clear"/>
       </w:pPr>
       <w:r>
-        <w:t xml:space="preserve">FlaiX Expert · dossier de développement · généré le 2026-10-21 depuis le dépôt </w:t>
-      </w:r>
-      <w:hyperlink w:history="1" r:id="rId7pbk8-ymrxsv2eapyzcwp">
+        <w:t xml:space="preserve">FlaiX Expert · dossier de développement · généré le 2026-10-23 depuis le dépôt </w:t>
+      </w:r>
+      <w:hyperlink w:history="1" r:id="rIdysjavinculsfetzroumcl">
         <w:r>
           <w:rPr>
             <w:rStyle w:val="Hyperlink"/>
@@ -746,7 +746,7 @@
           <w:numId w:val="2"/>
         </w:numPr>
       </w:pPr>
-      <w:hyperlink w:history="1" r:id="rIdutrcuwharsfumh7luiku-">
+      <w:hyperlink w:history="1" r:id="rIdvvza9a8ztlklo15ax1aj4">
         <w:r>
           <w:rPr>
             <w:rStyle w:val="Hyperlink"/>
@@ -766,7 +766,7 @@
           <w:numId w:val="2"/>
         </w:numPr>
       </w:pPr>
-      <w:hyperlink w:history="1" r:id="rIdqavk4uf7qdrvhurfnxa0v">
+      <w:hyperlink w:history="1" r:id="rIde1f37zrcmudakbdjmnr76">
         <w:r>
           <w:rPr>
             <w:rStyle w:val="Hyperlink"/>
@@ -786,7 +786,7 @@
           <w:numId w:val="2"/>
         </w:numPr>
       </w:pPr>
-      <w:hyperlink w:history="1" r:id="rIdssndm-idu3wmltbnvs89h">
+      <w:hyperlink w:history="1" r:id="rIdquohwoheg9tuudykrmybf">
         <w:r>
           <w:rPr>
             <w:rStyle w:val="Hyperlink"/>
@@ -806,7 +806,7 @@
           <w:numId w:val="2"/>
         </w:numPr>
       </w:pPr>
-      <w:hyperlink w:history="1" r:id="rIdg38cxmvlryzgzelun1s59">
+      <w:hyperlink w:history="1" r:id="rIdcqn2b70g5fb2pecngsz6s">
         <w:r>
           <w:rPr>
             <w:rStyle w:val="Hyperlink"/>
@@ -854,7 +854,7 @@
       <w:r>
         <w:t xml:space="preserve"> — créé — </w:t>
       </w:r>
-      <w:hyperlink w:history="1" r:id="rIdt3u0ggw1bnbdval3edvev">
+      <w:hyperlink w:history="1" r:id="rId1qvkqk78rml9vsc0pi6oa">
         <w:r>
           <w:rPr>
             <w:rStyle w:val="Hyperlink"/>
@@ -891,7 +891,7 @@
       <w:r>
         <w:t xml:space="preserve"> — créé — </w:t>
       </w:r>
-      <w:hyperlink w:history="1" r:id="rId-ancz0jdckfvirok3kiie">
+      <w:hyperlink w:history="1" r:id="rId8hocr8rjackw5unnbtpbb">
         <w:r>
           <w:rPr>
             <w:rStyle w:val="Hyperlink"/>
@@ -928,7 +928,7 @@
       <w:r>
         <w:t xml:space="preserve"> — modifié — </w:t>
       </w:r>
-      <w:hyperlink w:history="1" r:id="rIdrq6gdcunlk-9ghosceh7t">
+      <w:hyperlink w:history="1" r:id="rIdxwybagquppolht0ugsmzl">
         <w:r>
           <w:rPr>
             <w:rStyle w:val="Hyperlink"/>
@@ -957,7 +957,7 @@
       <w:r>
         <w:t xml:space="preserve"> — modifié — </w:t>
       </w:r>
-      <w:hyperlink w:history="1" r:id="rIdc1v9am89ddk-8laiam2th">
+      <w:hyperlink w:history="1" r:id="rIdyesfcs4prwqcdzhnmpzys">
         <w:r>
           <w:rPr>
             <w:rStyle w:val="Hyperlink"/>
@@ -994,7 +994,7 @@
       <w:r>
         <w:t xml:space="preserve"> — modifié — </w:t>
       </w:r>
-      <w:hyperlink w:history="1" r:id="rIdyygueo2qycy7tpchhqnqi">
+      <w:hyperlink w:history="1" r:id="rIdap97ybpwrqsfickmoddwz">
         <w:r>
           <w:rPr>
             <w:rStyle w:val="Hyperlink"/>
@@ -1023,7 +1023,7 @@
       <w:r>
         <w:t xml:space="preserve"> — modifié — </w:t>
       </w:r>
-      <w:hyperlink w:history="1" r:id="rIdg1vlbe-gnkljvabsvchlt">
+      <w:hyperlink w:history="1" r:id="rId5hfdramrypfjv3owdkuye">
         <w:r>
           <w:rPr>
             <w:rStyle w:val="Hyperlink"/>
@@ -1060,7 +1060,7 @@
       <w:r>
         <w:t xml:space="preserve"> — modifié — </w:t>
       </w:r>
-      <w:hyperlink w:history="1" r:id="rId_ptonox4dlrzypbumeu-p">
+      <w:hyperlink w:history="1" r:id="rIdozxkviamgz81okgbazu5a">
         <w:r>
           <w:rPr>
             <w:rStyle w:val="Hyperlink"/>
@@ -1089,7 +1089,7 @@
       <w:r>
         <w:t xml:space="preserve"> — modifié — </w:t>
       </w:r>
-      <w:hyperlink w:history="1" r:id="rId917946jzf4t30uviy1xwy">
+      <w:hyperlink w:history="1" r:id="rIdbkqomurumawestgwerf0b">
         <w:r>
           <w:rPr>
             <w:rStyle w:val="Hyperlink"/>
@@ -1126,7 +1126,7 @@
       <w:r>
         <w:t xml:space="preserve"> — modifié — </w:t>
       </w:r>
-      <w:hyperlink w:history="1" r:id="rIdijd4lqoa6z3zqkqzuzoiw">
+      <w:hyperlink w:history="1" r:id="rIdzamaay9hp5wr5tt8gj457">
         <w:r>
           <w:rPr>
             <w:rStyle w:val="Hyperlink"/>
@@ -1163,7 +1163,7 @@
       <w:r>
         <w:t xml:space="preserve"> — modifié — </w:t>
       </w:r>
-      <w:hyperlink w:history="1" r:id="rIdhk8uop42y3wkqk_spvw7r">
+      <w:hyperlink w:history="1" r:id="rIdiqzvet2v8_yxwhjzowour">
         <w:r>
           <w:rPr>
             <w:rStyle w:val="Hyperlink"/>
@@ -1192,7 +1192,7 @@
       <w:r>
         <w:t xml:space="preserve"> — modifié — </w:t>
       </w:r>
-      <w:hyperlink w:history="1" r:id="rIdwcpq_b9eqxcvnwveiscl3">
+      <w:hyperlink w:history="1" r:id="rIdbn8fgtkwkh7gn8thrpnmx">
         <w:r>
           <w:rPr>
             <w:rStyle w:val="Hyperlink"/>
@@ -1221,7 +1221,7 @@
       <w:r>
         <w:t xml:space="preserve"> — modifié — </w:t>
       </w:r>
-      <w:hyperlink w:history="1" r:id="rId3jlpbvvhuyaiksu_k-q6w">
+      <w:hyperlink w:history="1" r:id="rIdovciv2cegmclxramalicy">
         <w:r>
           <w:rPr>
             <w:rStyle w:val="Hyperlink"/>
@@ -1250,7 +1250,7 @@
       <w:r>
         <w:t xml:space="preserve"> — modifié — </w:t>
       </w:r>
-      <w:hyperlink w:history="1" r:id="rIds4hr3wcmb4u3vmdhges_x">
+      <w:hyperlink w:history="1" r:id="rIddsrk17pda1svuq0vlv0xy">
         <w:r>
           <w:rPr>
             <w:rStyle w:val="Hyperlink"/>

--- a/docs/developpement/phases/word/PHASE_11_REMONTEES_AU_COFFRE_ET_Z_DU_COFFRE.docx
+++ b/docs/developpement/phases/word/PHASE_11_REMONTEES_AU_COFFRE_ET_Z_DU_COFFRE.docx
@@ -18,9 +18,9 @@
         <w:shd w:fill="F6F3FF" w:color="auto" w:val="clear"/>
       </w:pPr>
       <w:r>
-        <w:t xml:space="preserve">FlaiX Expert · dossier de développement · généré le 2026-10-23 depuis le dépôt </w:t>
-      </w:r>
-      <w:hyperlink w:history="1" r:id="rIdysjavinculsfetzroumcl">
+        <w:t xml:space="preserve">FlaiX Expert · dossier de développement · généré le 2026-10-24 depuis le dépôt </w:t>
+      </w:r>
+      <w:hyperlink w:history="1" r:id="rIduhvhyoutsxf-vz0e9pb6y">
         <w:r>
           <w:rPr>
             <w:rStyle w:val="Hyperlink"/>
@@ -746,7 +746,7 @@
           <w:numId w:val="2"/>
         </w:numPr>
       </w:pPr>
-      <w:hyperlink w:history="1" r:id="rIdvvza9a8ztlklo15ax1aj4">
+      <w:hyperlink w:history="1" r:id="rIdrigjduvn9goewvu4cpay9">
         <w:r>
           <w:rPr>
             <w:rStyle w:val="Hyperlink"/>
@@ -766,7 +766,7 @@
           <w:numId w:val="2"/>
         </w:numPr>
       </w:pPr>
-      <w:hyperlink w:history="1" r:id="rIde1f37zrcmudakbdjmnr76">
+      <w:hyperlink w:history="1" r:id="rId918ptim0we_ra_you_h11">
         <w:r>
           <w:rPr>
             <w:rStyle w:val="Hyperlink"/>
@@ -786,7 +786,7 @@
           <w:numId w:val="2"/>
         </w:numPr>
       </w:pPr>
-      <w:hyperlink w:history="1" r:id="rIdquohwoheg9tuudykrmybf">
+      <w:hyperlink w:history="1" r:id="rIdhd5ymoidwobvdu4pp5soa">
         <w:r>
           <w:rPr>
             <w:rStyle w:val="Hyperlink"/>
@@ -806,7 +806,7 @@
           <w:numId w:val="2"/>
         </w:numPr>
       </w:pPr>
-      <w:hyperlink w:history="1" r:id="rIdcqn2b70g5fb2pecngsz6s">
+      <w:hyperlink w:history="1" r:id="rId-vqkr-gpml8iejfdv25mr">
         <w:r>
           <w:rPr>
             <w:rStyle w:val="Hyperlink"/>
@@ -854,7 +854,7 @@
       <w:r>
         <w:t xml:space="preserve"> — créé — </w:t>
       </w:r>
-      <w:hyperlink w:history="1" r:id="rId1qvkqk78rml9vsc0pi6oa">
+      <w:hyperlink w:history="1" r:id="rIdc9j-rwdtp6d6cwfs6t_xw">
         <w:r>
           <w:rPr>
             <w:rStyle w:val="Hyperlink"/>
@@ -891,7 +891,7 @@
       <w:r>
         <w:t xml:space="preserve"> — créé — </w:t>
       </w:r>
-      <w:hyperlink w:history="1" r:id="rId8hocr8rjackw5unnbtpbb">
+      <w:hyperlink w:history="1" r:id="rIdlcym9ttel8ry_5vwiolm3">
         <w:r>
           <w:rPr>
             <w:rStyle w:val="Hyperlink"/>
@@ -928,7 +928,7 @@
       <w:r>
         <w:t xml:space="preserve"> — modifié — </w:t>
       </w:r>
-      <w:hyperlink w:history="1" r:id="rIdxwybagquppolht0ugsmzl">
+      <w:hyperlink w:history="1" r:id="rIdybk19hjzf_ljolipgbyzk">
         <w:r>
           <w:rPr>
             <w:rStyle w:val="Hyperlink"/>
@@ -957,7 +957,7 @@
       <w:r>
         <w:t xml:space="preserve"> — modifié — </w:t>
       </w:r>
-      <w:hyperlink w:history="1" r:id="rIdyesfcs4prwqcdzhnmpzys">
+      <w:hyperlink w:history="1" r:id="rIdckcv8q_qflqe12rasvrdu">
         <w:r>
           <w:rPr>
             <w:rStyle w:val="Hyperlink"/>
@@ -994,7 +994,7 @@
       <w:r>
         <w:t xml:space="preserve"> — modifié — </w:t>
       </w:r>
-      <w:hyperlink w:history="1" r:id="rIdap97ybpwrqsfickmoddwz">
+      <w:hyperlink w:history="1" r:id="rId3xheml7wqx3zhnvktvsmy">
         <w:r>
           <w:rPr>
             <w:rStyle w:val="Hyperlink"/>
@@ -1023,7 +1023,7 @@
       <w:r>
         <w:t xml:space="preserve"> — modifié — </w:t>
       </w:r>
-      <w:hyperlink w:history="1" r:id="rId5hfdramrypfjv3owdkuye">
+      <w:hyperlink w:history="1" r:id="rIdpoe9hmtozts0-u0ex2dmq">
         <w:r>
           <w:rPr>
             <w:rStyle w:val="Hyperlink"/>
@@ -1060,7 +1060,7 @@
       <w:r>
         <w:t xml:space="preserve"> — modifié — </w:t>
       </w:r>
-      <w:hyperlink w:history="1" r:id="rIdozxkviamgz81okgbazu5a">
+      <w:hyperlink w:history="1" r:id="rIdybtqssreys6lq7iwomqni">
         <w:r>
           <w:rPr>
             <w:rStyle w:val="Hyperlink"/>
@@ -1089,7 +1089,7 @@
       <w:r>
         <w:t xml:space="preserve"> — modifié — </w:t>
       </w:r>
-      <w:hyperlink w:history="1" r:id="rIdbkqomurumawestgwerf0b">
+      <w:hyperlink w:history="1" r:id="rId6dgscxnh_aoxq60biihyz">
         <w:r>
           <w:rPr>
             <w:rStyle w:val="Hyperlink"/>
@@ -1126,7 +1126,7 @@
       <w:r>
         <w:t xml:space="preserve"> — modifié — </w:t>
       </w:r>
-      <w:hyperlink w:history="1" r:id="rIdzamaay9hp5wr5tt8gj457">
+      <w:hyperlink w:history="1" r:id="rId6es69f415_igwysuh9p0v">
         <w:r>
           <w:rPr>
             <w:rStyle w:val="Hyperlink"/>
@@ -1163,7 +1163,7 @@
       <w:r>
         <w:t xml:space="preserve"> — modifié — </w:t>
       </w:r>
-      <w:hyperlink w:history="1" r:id="rIdiqzvet2v8_yxwhjzowour">
+      <w:hyperlink w:history="1" r:id="rId0uhc_0z3b-ehbfwixpz1p">
         <w:r>
           <w:rPr>
             <w:rStyle w:val="Hyperlink"/>
@@ -1192,7 +1192,7 @@
       <w:r>
         <w:t xml:space="preserve"> — modifié — </w:t>
       </w:r>
-      <w:hyperlink w:history="1" r:id="rIdbn8fgtkwkh7gn8thrpnmx">
+      <w:hyperlink w:history="1" r:id="rId9hej_o-frplox3rpr-iyj">
         <w:r>
           <w:rPr>
             <w:rStyle w:val="Hyperlink"/>
@@ -1221,7 +1221,7 @@
       <w:r>
         <w:t xml:space="preserve"> — modifié — </w:t>
       </w:r>
-      <w:hyperlink w:history="1" r:id="rIdovciv2cegmclxramalicy">
+      <w:hyperlink w:history="1" r:id="rIdu7zyccdqiul5rnize-vcg">
         <w:r>
           <w:rPr>
             <w:rStyle w:val="Hyperlink"/>
@@ -1250,7 +1250,7 @@
       <w:r>
         <w:t xml:space="preserve"> — modifié — </w:t>
       </w:r>
-      <w:hyperlink w:history="1" r:id="rIddsrk17pda1svuq0vlv0xy">
+      <w:hyperlink w:history="1" r:id="rIdrvtfnpt5u-dpwe4qh04mh">
         <w:r>
           <w:rPr>
             <w:rStyle w:val="Hyperlink"/>

--- a/docs/developpement/phases/word/PHASE_11_REMONTEES_AU_COFFRE_ET_Z_DU_COFFRE.docx
+++ b/docs/developpement/phases/word/PHASE_11_REMONTEES_AU_COFFRE_ET_Z_DU_COFFRE.docx
@@ -18,9 +18,9 @@
         <w:shd w:fill="F6F3FF" w:color="auto" w:val="clear"/>
       </w:pPr>
       <w:r>
-        <w:t xml:space="preserve">FlaiX Expert · dossier de développement · généré le 2026-10-24 depuis le dépôt </w:t>
-      </w:r>
-      <w:hyperlink w:history="1" r:id="rIduhvhyoutsxf-vz0e9pb6y">
+        <w:t xml:space="preserve">FlaiX Expert · dossier de développement · généré le 2026-10-25 depuis le dépôt </w:t>
+      </w:r>
+      <w:hyperlink w:history="1" r:id="rIdvx1zzhcleerhe0cecwdwa">
         <w:r>
           <w:rPr>
             <w:rStyle w:val="Hyperlink"/>
@@ -746,7 +746,7 @@
           <w:numId w:val="2"/>
         </w:numPr>
       </w:pPr>
-      <w:hyperlink w:history="1" r:id="rIdrigjduvn9goewvu4cpay9">
+      <w:hyperlink w:history="1" r:id="rIdvvcytcxbai7wq1wgndsn4">
         <w:r>
           <w:rPr>
             <w:rStyle w:val="Hyperlink"/>
@@ -766,7 +766,7 @@
           <w:numId w:val="2"/>
         </w:numPr>
       </w:pPr>
-      <w:hyperlink w:history="1" r:id="rId918ptim0we_ra_you_h11">
+      <w:hyperlink w:history="1" r:id="rIdzhqs4isfcnhoz3-7-69ft">
         <w:r>
           <w:rPr>
             <w:rStyle w:val="Hyperlink"/>
@@ -786,7 +786,7 @@
           <w:numId w:val="2"/>
         </w:numPr>
       </w:pPr>
-      <w:hyperlink w:history="1" r:id="rIdhd5ymoidwobvdu4pp5soa">
+      <w:hyperlink w:history="1" r:id="rIdzinm-nrrnmaowknwciojh">
         <w:r>
           <w:rPr>
             <w:rStyle w:val="Hyperlink"/>
@@ -806,7 +806,7 @@
           <w:numId w:val="2"/>
         </w:numPr>
       </w:pPr>
-      <w:hyperlink w:history="1" r:id="rId-vqkr-gpml8iejfdv25mr">
+      <w:hyperlink w:history="1" r:id="rIdwg2ldmhmrla0qibnuntdc">
         <w:r>
           <w:rPr>
             <w:rStyle w:val="Hyperlink"/>
@@ -854,7 +854,7 @@
       <w:r>
         <w:t xml:space="preserve"> — créé — </w:t>
       </w:r>
-      <w:hyperlink w:history="1" r:id="rIdc9j-rwdtp6d6cwfs6t_xw">
+      <w:hyperlink w:history="1" r:id="rIdgrydmviibtg_mwqhxqy5x">
         <w:r>
           <w:rPr>
             <w:rStyle w:val="Hyperlink"/>
@@ -891,7 +891,7 @@
       <w:r>
         <w:t xml:space="preserve"> — créé — </w:t>
       </w:r>
-      <w:hyperlink w:history="1" r:id="rIdlcym9ttel8ry_5vwiolm3">
+      <w:hyperlink w:history="1" r:id="rIdrgrmdr7ihadyhbdiikjxe">
         <w:r>
           <w:rPr>
             <w:rStyle w:val="Hyperlink"/>
@@ -928,7 +928,7 @@
       <w:r>
         <w:t xml:space="preserve"> — modifié — </w:t>
       </w:r>
-      <w:hyperlink w:history="1" r:id="rIdybk19hjzf_ljolipgbyzk">
+      <w:hyperlink w:history="1" r:id="rIdtgjqymdty0uihbjydb9as">
         <w:r>
           <w:rPr>
             <w:rStyle w:val="Hyperlink"/>
@@ -957,7 +957,7 @@
       <w:r>
         <w:t xml:space="preserve"> — modifié — </w:t>
       </w:r>
-      <w:hyperlink w:history="1" r:id="rIdckcv8q_qflqe12rasvrdu">
+      <w:hyperlink w:history="1" r:id="rIdgq9jrsxifb_1h2r2rgpw-">
         <w:r>
           <w:rPr>
             <w:rStyle w:val="Hyperlink"/>
@@ -994,7 +994,7 @@
       <w:r>
         <w:t xml:space="preserve"> — modifié — </w:t>
       </w:r>
-      <w:hyperlink w:history="1" r:id="rId3xheml7wqx3zhnvktvsmy">
+      <w:hyperlink w:history="1" r:id="rIdwlh9dxtxuwr0vkh3hlwzg">
         <w:r>
           <w:rPr>
             <w:rStyle w:val="Hyperlink"/>
@@ -1023,7 +1023,7 @@
       <w:r>
         <w:t xml:space="preserve"> — modifié — </w:t>
       </w:r>
-      <w:hyperlink w:history="1" r:id="rIdpoe9hmtozts0-u0ex2dmq">
+      <w:hyperlink w:history="1" r:id="rId_j7reoxm7vzacwmugngfs">
         <w:r>
           <w:rPr>
             <w:rStyle w:val="Hyperlink"/>
@@ -1060,7 +1060,7 @@
       <w:r>
         <w:t xml:space="preserve"> — modifié — </w:t>
       </w:r>
-      <w:hyperlink w:history="1" r:id="rIdybtqssreys6lq7iwomqni">
+      <w:hyperlink w:history="1" r:id="rIddc4t7wb8vc48mexgi8cqh">
         <w:r>
           <w:rPr>
             <w:rStyle w:val="Hyperlink"/>
@@ -1089,7 +1089,7 @@
       <w:r>
         <w:t xml:space="preserve"> — modifié — </w:t>
       </w:r>
-      <w:hyperlink w:history="1" r:id="rId6dgscxnh_aoxq60biihyz">
+      <w:hyperlink w:history="1" r:id="rIdzlei0ggjy75p45w4f4dhz">
         <w:r>
           <w:rPr>
             <w:rStyle w:val="Hyperlink"/>
@@ -1126,7 +1126,7 @@
       <w:r>
         <w:t xml:space="preserve"> — modifié — </w:t>
       </w:r>
-      <w:hyperlink w:history="1" r:id="rId6es69f415_igwysuh9p0v">
+      <w:hyperlink w:history="1" r:id="rIdgtglerddxnnmznwxr_30y">
         <w:r>
           <w:rPr>
             <w:rStyle w:val="Hyperlink"/>
@@ -1163,7 +1163,7 @@
       <w:r>
         <w:t xml:space="preserve"> — modifié — </w:t>
       </w:r>
-      <w:hyperlink w:history="1" r:id="rId0uhc_0z3b-ehbfwixpz1p">
+      <w:hyperlink w:history="1" r:id="rIdddg0zglem3ikeoz9tanqo">
         <w:r>
           <w:rPr>
             <w:rStyle w:val="Hyperlink"/>
@@ -1192,7 +1192,7 @@
       <w:r>
         <w:t xml:space="preserve"> — modifié — </w:t>
       </w:r>
-      <w:hyperlink w:history="1" r:id="rId9hej_o-frplox3rpr-iyj">
+      <w:hyperlink w:history="1" r:id="rIdq4xtfdhlwzwswudu_dv6d">
         <w:r>
           <w:rPr>
             <w:rStyle w:val="Hyperlink"/>
@@ -1221,7 +1221,7 @@
       <w:r>
         <w:t xml:space="preserve"> — modifié — </w:t>
       </w:r>
-      <w:hyperlink w:history="1" r:id="rIdu7zyccdqiul5rnize-vcg">
+      <w:hyperlink w:history="1" r:id="rIdctw7d4utspfigqjxzheuy">
         <w:r>
           <w:rPr>
             <w:rStyle w:val="Hyperlink"/>
@@ -1250,7 +1250,7 @@
       <w:r>
         <w:t xml:space="preserve"> — modifié — </w:t>
       </w:r>
-      <w:hyperlink w:history="1" r:id="rIdrvtfnpt5u-dpwe4qh04mh">
+      <w:hyperlink w:history="1" r:id="rIdpvprxdbekrxqcdo0eq7zd">
         <w:r>
           <w:rPr>
             <w:rStyle w:val="Hyperlink"/>

--- a/docs/developpement/phases/word/PHASE_11_REMONTEES_AU_COFFRE_ET_Z_DU_COFFRE.docx
+++ b/docs/developpement/phases/word/PHASE_11_REMONTEES_AU_COFFRE_ET_Z_DU_COFFRE.docx
@@ -20,7 +20,7 @@
       <w:r>
         <w:t xml:space="preserve">FlaiX Expert · dossier de développement · généré le 2026-10-25 depuis le dépôt </w:t>
       </w:r>
-      <w:hyperlink w:history="1" r:id="rIdvx1zzhcleerhe0cecwdwa">
+      <w:hyperlink w:history="1" r:id="rIdou5pg-3sawv6ffprwya5y">
         <w:r>
           <w:rPr>
             <w:rStyle w:val="Hyperlink"/>
@@ -746,7 +746,7 @@
           <w:numId w:val="2"/>
         </w:numPr>
       </w:pPr>
-      <w:hyperlink w:history="1" r:id="rIdvvcytcxbai7wq1wgndsn4">
+      <w:hyperlink w:history="1" r:id="rIdpxuc2txgtrwptbm8ol91w">
         <w:r>
           <w:rPr>
             <w:rStyle w:val="Hyperlink"/>
@@ -766,7 +766,7 @@
           <w:numId w:val="2"/>
         </w:numPr>
       </w:pPr>
-      <w:hyperlink w:history="1" r:id="rIdzhqs4isfcnhoz3-7-69ft">
+      <w:hyperlink w:history="1" r:id="rIda7itkjcgebvzihooxxxzj">
         <w:r>
           <w:rPr>
             <w:rStyle w:val="Hyperlink"/>
@@ -786,7 +786,7 @@
           <w:numId w:val="2"/>
         </w:numPr>
       </w:pPr>
-      <w:hyperlink w:history="1" r:id="rIdzinm-nrrnmaowknwciojh">
+      <w:hyperlink w:history="1" r:id="rIdj1f6-zcybbp_grxjxlr9u">
         <w:r>
           <w:rPr>
             <w:rStyle w:val="Hyperlink"/>
@@ -806,7 +806,7 @@
           <w:numId w:val="2"/>
         </w:numPr>
       </w:pPr>
-      <w:hyperlink w:history="1" r:id="rIdwg2ldmhmrla0qibnuntdc">
+      <w:hyperlink w:history="1" r:id="rIdvpgqrtkuurmanv5y-bfex">
         <w:r>
           <w:rPr>
             <w:rStyle w:val="Hyperlink"/>
@@ -854,7 +854,7 @@
       <w:r>
         <w:t xml:space="preserve"> — créé — </w:t>
       </w:r>
-      <w:hyperlink w:history="1" r:id="rIdgrydmviibtg_mwqhxqy5x">
+      <w:hyperlink w:history="1" r:id="rId8mz4lqtlf3p-su44cv63y">
         <w:r>
           <w:rPr>
             <w:rStyle w:val="Hyperlink"/>
@@ -891,7 +891,7 @@
       <w:r>
         <w:t xml:space="preserve"> — créé — </w:t>
       </w:r>
-      <w:hyperlink w:history="1" r:id="rIdrgrmdr7ihadyhbdiikjxe">
+      <w:hyperlink w:history="1" r:id="rIdjiamaksv03hcwyppayyiq">
         <w:r>
           <w:rPr>
             <w:rStyle w:val="Hyperlink"/>
@@ -928,7 +928,7 @@
       <w:r>
         <w:t xml:space="preserve"> — modifié — </w:t>
       </w:r>
-      <w:hyperlink w:history="1" r:id="rIdtgjqymdty0uihbjydb9as">
+      <w:hyperlink w:history="1" r:id="rIdzajxzheq8z3ev_970-1td">
         <w:r>
           <w:rPr>
             <w:rStyle w:val="Hyperlink"/>
@@ -957,7 +957,7 @@
       <w:r>
         <w:t xml:space="preserve"> — modifié — </w:t>
       </w:r>
-      <w:hyperlink w:history="1" r:id="rIdgq9jrsxifb_1h2r2rgpw-">
+      <w:hyperlink w:history="1" r:id="rIdoogqcvtizatoa-cvdibzq">
         <w:r>
           <w:rPr>
             <w:rStyle w:val="Hyperlink"/>
@@ -994,7 +994,7 @@
       <w:r>
         <w:t xml:space="preserve"> — modifié — </w:t>
       </w:r>
-      <w:hyperlink w:history="1" r:id="rIdwlh9dxtxuwr0vkh3hlwzg">
+      <w:hyperlink w:history="1" r:id="rIdch7gawstijovda2rhabon">
         <w:r>
           <w:rPr>
             <w:rStyle w:val="Hyperlink"/>
@@ -1023,7 +1023,7 @@
       <w:r>
         <w:t xml:space="preserve"> — modifié — </w:t>
       </w:r>
-      <w:hyperlink w:history="1" r:id="rId_j7reoxm7vzacwmugngfs">
+      <w:hyperlink w:history="1" r:id="rIdcncol96qajszc0occnxtq">
         <w:r>
           <w:rPr>
             <w:rStyle w:val="Hyperlink"/>
@@ -1060,7 +1060,7 @@
       <w:r>
         <w:t xml:space="preserve"> — modifié — </w:t>
       </w:r>
-      <w:hyperlink w:history="1" r:id="rIddc4t7wb8vc48mexgi8cqh">
+      <w:hyperlink w:history="1" r:id="rIdsd9yu7gp_ettqt5ikrzjk">
         <w:r>
           <w:rPr>
             <w:rStyle w:val="Hyperlink"/>
@@ -1089,7 +1089,7 @@
       <w:r>
         <w:t xml:space="preserve"> — modifié — </w:t>
       </w:r>
-      <w:hyperlink w:history="1" r:id="rIdzlei0ggjy75p45w4f4dhz">
+      <w:hyperlink w:history="1" r:id="rId0qbviknlz_ccdypp7yymw">
         <w:r>
           <w:rPr>
             <w:rStyle w:val="Hyperlink"/>
@@ -1126,7 +1126,7 @@
       <w:r>
         <w:t xml:space="preserve"> — modifié — </w:t>
       </w:r>
-      <w:hyperlink w:history="1" r:id="rIdgtglerddxnnmznwxr_30y">
+      <w:hyperlink w:history="1" r:id="rIdkrjmnbme8xkxuqzgbx57w">
         <w:r>
           <w:rPr>
             <w:rStyle w:val="Hyperlink"/>
@@ -1163,7 +1163,7 @@
       <w:r>
         <w:t xml:space="preserve"> — modifié — </w:t>
       </w:r>
-      <w:hyperlink w:history="1" r:id="rIdddg0zglem3ikeoz9tanqo">
+      <w:hyperlink w:history="1" r:id="rIdjb6nqrbem6qlayxnjwx3o">
         <w:r>
           <w:rPr>
             <w:rStyle w:val="Hyperlink"/>
@@ -1192,7 +1192,7 @@
       <w:r>
         <w:t xml:space="preserve"> — modifié — </w:t>
       </w:r>
-      <w:hyperlink w:history="1" r:id="rIdq4xtfdhlwzwswudu_dv6d">
+      <w:hyperlink w:history="1" r:id="rIdexftiookmj8zwaqt9aekc">
         <w:r>
           <w:rPr>
             <w:rStyle w:val="Hyperlink"/>
@@ -1221,7 +1221,7 @@
       <w:r>
         <w:t xml:space="preserve"> — modifié — </w:t>
       </w:r>
-      <w:hyperlink w:history="1" r:id="rIdctw7d4utspfigqjxzheuy">
+      <w:hyperlink w:history="1" r:id="rIdco4479uzzb50jcmc97dn5">
         <w:r>
           <w:rPr>
             <w:rStyle w:val="Hyperlink"/>
@@ -1250,7 +1250,7 @@
       <w:r>
         <w:t xml:space="preserve"> — modifié — </w:t>
       </w:r>
-      <w:hyperlink w:history="1" r:id="rIdpvprxdbekrxqcdo0eq7zd">
+      <w:hyperlink w:history="1" r:id="rIdr3vjmbt-p1jfvciskjcrv">
         <w:r>
           <w:rPr>
             <w:rStyle w:val="Hyperlink"/>

--- a/docs/developpement/phases/word/PHASE_11_REMONTEES_AU_COFFRE_ET_Z_DU_COFFRE.docx
+++ b/docs/developpement/phases/word/PHASE_11_REMONTEES_AU_COFFRE_ET_Z_DU_COFFRE.docx
@@ -20,7 +20,7 @@
       <w:r>
         <w:t xml:space="preserve">FlaiX Expert · dossier de développement · généré le 2026-10-25 depuis le dépôt </w:t>
       </w:r>
-      <w:hyperlink w:history="1" r:id="rIdou5pg-3sawv6ffprwya5y">
+      <w:hyperlink w:history="1" r:id="rIdiyraz0itrhe5wkzntvnxi">
         <w:r>
           <w:rPr>
             <w:rStyle w:val="Hyperlink"/>
@@ -746,7 +746,7 @@
           <w:numId w:val="2"/>
         </w:numPr>
       </w:pPr>
-      <w:hyperlink w:history="1" r:id="rIdpxuc2txgtrwptbm8ol91w">
+      <w:hyperlink w:history="1" r:id="rIdlckqrb75vkrqhvwxf2x-v">
         <w:r>
           <w:rPr>
             <w:rStyle w:val="Hyperlink"/>
@@ -766,7 +766,7 @@
           <w:numId w:val="2"/>
         </w:numPr>
       </w:pPr>
-      <w:hyperlink w:history="1" r:id="rIda7itkjcgebvzihooxxxzj">
+      <w:hyperlink w:history="1" r:id="rIdcq_s_lohy42wqasfl-c-k">
         <w:r>
           <w:rPr>
             <w:rStyle w:val="Hyperlink"/>
@@ -786,7 +786,7 @@
           <w:numId w:val="2"/>
         </w:numPr>
       </w:pPr>
-      <w:hyperlink w:history="1" r:id="rIdj1f6-zcybbp_grxjxlr9u">
+      <w:hyperlink w:history="1" r:id="rIdsjivldbh075gcrccsvsqt">
         <w:r>
           <w:rPr>
             <w:rStyle w:val="Hyperlink"/>
@@ -806,7 +806,7 @@
           <w:numId w:val="2"/>
         </w:numPr>
       </w:pPr>
-      <w:hyperlink w:history="1" r:id="rIdvpgqrtkuurmanv5y-bfex">
+      <w:hyperlink w:history="1" r:id="rIdmwk9tycgi-8jz_6o21kw1">
         <w:r>
           <w:rPr>
             <w:rStyle w:val="Hyperlink"/>
@@ -854,7 +854,7 @@
       <w:r>
         <w:t xml:space="preserve"> — créé — </w:t>
       </w:r>
-      <w:hyperlink w:history="1" r:id="rId8mz4lqtlf3p-su44cv63y">
+      <w:hyperlink w:history="1" r:id="rIdyfkkvuqf3m8tqcrijv5fl">
         <w:r>
           <w:rPr>
             <w:rStyle w:val="Hyperlink"/>
@@ -891,7 +891,7 @@
       <w:r>
         <w:t xml:space="preserve"> — créé — </w:t>
       </w:r>
-      <w:hyperlink w:history="1" r:id="rIdjiamaksv03hcwyppayyiq">
+      <w:hyperlink w:history="1" r:id="rIdexi0drodwn2aossx98tms">
         <w:r>
           <w:rPr>
             <w:rStyle w:val="Hyperlink"/>
@@ -928,7 +928,7 @@
       <w:r>
         <w:t xml:space="preserve"> — modifié — </w:t>
       </w:r>
-      <w:hyperlink w:history="1" r:id="rIdzajxzheq8z3ev_970-1td">
+      <w:hyperlink w:history="1" r:id="rIdnumuvm0kkxnluplswgvqh">
         <w:r>
           <w:rPr>
             <w:rStyle w:val="Hyperlink"/>
@@ -957,7 +957,7 @@
       <w:r>
         <w:t xml:space="preserve"> — modifié — </w:t>
       </w:r>
-      <w:hyperlink w:history="1" r:id="rIdoogqcvtizatoa-cvdibzq">
+      <w:hyperlink w:history="1" r:id="rIdby9d2dublrjuccjn3ucl2">
         <w:r>
           <w:rPr>
             <w:rStyle w:val="Hyperlink"/>
@@ -994,7 +994,7 @@
       <w:r>
         <w:t xml:space="preserve"> — modifié — </w:t>
       </w:r>
-      <w:hyperlink w:history="1" r:id="rIdch7gawstijovda2rhabon">
+      <w:hyperlink w:history="1" r:id="rIdnxlzfl70z7tzbtkwav8xe">
         <w:r>
           <w:rPr>
             <w:rStyle w:val="Hyperlink"/>
@@ -1023,7 +1023,7 @@
       <w:r>
         <w:t xml:space="preserve"> — modifié — </w:t>
       </w:r>
-      <w:hyperlink w:history="1" r:id="rIdcncol96qajszc0occnxtq">
+      <w:hyperlink w:history="1" r:id="rIdiz0cpsyajepus9be1q3v7">
         <w:r>
           <w:rPr>
             <w:rStyle w:val="Hyperlink"/>
@@ -1060,7 +1060,7 @@
       <w:r>
         <w:t xml:space="preserve"> — modifié — </w:t>
       </w:r>
-      <w:hyperlink w:history="1" r:id="rIdsd9yu7gp_ettqt5ikrzjk">
+      <w:hyperlink w:history="1" r:id="rIdyfgdh-jfobh9x_xmyedkd">
         <w:r>
           <w:rPr>
             <w:rStyle w:val="Hyperlink"/>
@@ -1089,7 +1089,7 @@
       <w:r>
         <w:t xml:space="preserve"> — modifié — </w:t>
       </w:r>
-      <w:hyperlink w:history="1" r:id="rId0qbviknlz_ccdypp7yymw">
+      <w:hyperlink w:history="1" r:id="rId2maxbqpac57ktx0joklbj">
         <w:r>
           <w:rPr>
             <w:rStyle w:val="Hyperlink"/>
@@ -1126,7 +1126,7 @@
       <w:r>
         <w:t xml:space="preserve"> — modifié — </w:t>
       </w:r>
-      <w:hyperlink w:history="1" r:id="rIdkrjmnbme8xkxuqzgbx57w">
+      <w:hyperlink w:history="1" r:id="rIddwi3z6bied9xwgnefcdmp">
         <w:r>
           <w:rPr>
             <w:rStyle w:val="Hyperlink"/>
@@ -1163,7 +1163,7 @@
       <w:r>
         <w:t xml:space="preserve"> — modifié — </w:t>
       </w:r>
-      <w:hyperlink w:history="1" r:id="rIdjb6nqrbem6qlayxnjwx3o">
+      <w:hyperlink w:history="1" r:id="rId_24i5aoccxvvaat68e5ic">
         <w:r>
           <w:rPr>
             <w:rStyle w:val="Hyperlink"/>
@@ -1192,7 +1192,7 @@
       <w:r>
         <w:t xml:space="preserve"> — modifié — </w:t>
       </w:r>
-      <w:hyperlink w:history="1" r:id="rIdexftiookmj8zwaqt9aekc">
+      <w:hyperlink w:history="1" r:id="rIdyigmxbr1uo8xx3ebigz_6">
         <w:r>
           <w:rPr>
             <w:rStyle w:val="Hyperlink"/>
@@ -1221,7 +1221,7 @@
       <w:r>
         <w:t xml:space="preserve"> — modifié — </w:t>
       </w:r>
-      <w:hyperlink w:history="1" r:id="rIdco4479uzzb50jcmc97dn5">
+      <w:hyperlink w:history="1" r:id="rId_jzmhvx4ata_fbg6gw87g">
         <w:r>
           <w:rPr>
             <w:rStyle w:val="Hyperlink"/>
@@ -1250,7 +1250,7 @@
       <w:r>
         <w:t xml:space="preserve"> — modifié — </w:t>
       </w:r>
-      <w:hyperlink w:history="1" r:id="rIdr3vjmbt-p1jfvciskjcrv">
+      <w:hyperlink w:history="1" r:id="rIdkxg6hi5zofmhfkc0gvjig">
         <w:r>
           <w:rPr>
             <w:rStyle w:val="Hyperlink"/>
